--- a/عروض الأسعار آخر تحديث.docx
+++ b/عروض الأسعار آخر تحديث.docx
@@ -244,26 +244,7 @@
             <w:tcW w:w="2407" w:type="dxa"/>
           </w:tcPr>
           <w:p>
-            <w:pPr>
-              <w:jc w:val="center"/>
-              <w:rPr>
-                <w:rFonts w:asciiTheme="majorBidi" w:hAnsiTheme="majorBidi" w:cstheme="majorBidi"/>
-                <w:b/>
-                <w:bCs/>
-                <w:sz w:val="32"/>
-                <w:szCs w:val="32"/>
-                <w:lang w:bidi="ar-SA"/>
-              </w:rPr>
-            </w:pPr>
-            <w:r>
-              <w:rPr>
-                <w:rFonts w:asciiTheme="majorBidi" w:hAnsiTheme="majorBidi" w:cstheme="majorBidi" w:hint="cs"/>
-                <w:b/>
-                <w:bCs/>
-                <w:sz w:val="32"/>
-                <w:szCs w:val="32"/>
-                <w:lang w:bidi="ar-SA"/>
-              </w:rPr>
+            <w:r>
               <w:t>العامرية</w:t>
             </w:r>
           </w:p>
@@ -273,26 +254,7 @@
             <w:tcW w:w="2407" w:type="dxa"/>
           </w:tcPr>
           <w:p>
-            <w:pPr>
-              <w:jc w:val="center"/>
-              <w:rPr>
-                <w:rFonts w:asciiTheme="majorBidi" w:hAnsiTheme="majorBidi" w:cstheme="majorBidi"/>
-                <w:b/>
-                <w:bCs/>
-                <w:sz w:val="32"/>
-                <w:szCs w:val="32"/>
-                <w:lang w:bidi="ar-SA"/>
-              </w:rPr>
-            </w:pPr>
-            <w:r>
-              <w:rPr>
-                <w:rFonts w:asciiTheme="majorBidi" w:hAnsiTheme="majorBidi" w:cstheme="majorBidi" w:hint="cs"/>
-                <w:b/>
-                <w:bCs/>
-                <w:sz w:val="32"/>
-                <w:szCs w:val="32"/>
-                <w:lang w:bidi="ar-SA"/>
-              </w:rPr>
+            <w:r>
               <w:t>٦٠٠٠</w:t>
             </w:r>
           </w:p>
@@ -302,27 +264,8 @@
             <w:tcW w:w="2407" w:type="dxa"/>
           </w:tcPr>
           <w:p>
-            <w:pPr>
-              <w:jc w:val="center"/>
-              <w:rPr>
-                <w:rFonts w:asciiTheme="majorBidi" w:hAnsiTheme="majorBidi" w:cstheme="majorBidi"/>
-                <w:b/>
-                <w:bCs/>
-                <w:sz w:val="32"/>
-                <w:szCs w:val="32"/>
-                <w:lang w:bidi="ar-SA"/>
-              </w:rPr>
-            </w:pPr>
-            <w:r>
-              <w:rPr>
-                <w:rFonts w:asciiTheme="majorBidi" w:hAnsiTheme="majorBidi" w:cstheme="majorBidi" w:hint="cs"/>
-                <w:b/>
-                <w:bCs/>
-                <w:sz w:val="32"/>
-                <w:szCs w:val="32"/>
-                <w:lang w:bidi="ar-SA"/>
-              </w:rPr>
-              <w:t>٧٧٠٠</w:t>
+            <w:r>
+              <w:t>٧٥٠٠</w:t>
             </w:r>
           </w:p>
         </w:tc>
@@ -331,27 +274,8 @@
             <w:tcW w:w="2407" w:type="dxa"/>
           </w:tcPr>
           <w:p>
-            <w:pPr>
-              <w:jc w:val="center"/>
-              <w:rPr>
-                <w:rFonts w:asciiTheme="majorBidi" w:hAnsiTheme="majorBidi" w:cstheme="majorBidi"/>
-                <w:b/>
-                <w:bCs/>
-                <w:sz w:val="32"/>
-                <w:szCs w:val="32"/>
-                <w:lang w:bidi="ar-SA"/>
-              </w:rPr>
-            </w:pPr>
-            <w:r>
-              <w:rPr>
-                <w:rFonts w:asciiTheme="majorBidi" w:hAnsiTheme="majorBidi" w:cstheme="majorBidi" w:hint="cs"/>
-                <w:b/>
-                <w:bCs/>
-                <w:sz w:val="32"/>
-                <w:szCs w:val="32"/>
-                <w:lang w:bidi="ar-SA"/>
-              </w:rPr>
-              <w:t>١٠٥٠٠</w:t>
+            <w:r>
+              <w:t>١١٠٠٠</w:t>
             </w:r>
           </w:p>
         </w:tc>
@@ -362,26 +286,7 @@
             <w:tcW w:w="2407" w:type="dxa"/>
           </w:tcPr>
           <w:p>
-            <w:pPr>
-              <w:jc w:val="center"/>
-              <w:rPr>
-                <w:rFonts w:asciiTheme="majorBidi" w:hAnsiTheme="majorBidi" w:cstheme="majorBidi"/>
-                <w:b/>
-                <w:bCs/>
-                <w:sz w:val="32"/>
-                <w:szCs w:val="32"/>
-                <w:lang w:bidi="ar-SA"/>
-              </w:rPr>
-            </w:pPr>
-            <w:r>
-              <w:rPr>
-                <w:rFonts w:asciiTheme="majorBidi" w:hAnsiTheme="majorBidi" w:cstheme="majorBidi" w:hint="cs"/>
-                <w:b/>
-                <w:bCs/>
-                <w:sz w:val="32"/>
-                <w:szCs w:val="32"/>
-                <w:lang w:bidi="ar-SA"/>
-              </w:rPr>
+            <w:r>
               <w:t>برج العرب</w:t>
             </w:r>
           </w:p>
@@ -391,26 +296,7 @@
             <w:tcW w:w="2407" w:type="dxa"/>
           </w:tcPr>
           <w:p>
-            <w:pPr>
-              <w:jc w:val="center"/>
-              <w:rPr>
-                <w:rFonts w:asciiTheme="majorBidi" w:hAnsiTheme="majorBidi" w:cstheme="majorBidi"/>
-                <w:b/>
-                <w:bCs/>
-                <w:sz w:val="32"/>
-                <w:szCs w:val="32"/>
-                <w:lang w:bidi="ar-SA"/>
-              </w:rPr>
-            </w:pPr>
-            <w:r>
-              <w:rPr>
-                <w:rFonts w:asciiTheme="majorBidi" w:hAnsiTheme="majorBidi" w:cstheme="majorBidi" w:hint="cs"/>
-                <w:b/>
-                <w:bCs/>
-                <w:sz w:val="32"/>
-                <w:szCs w:val="32"/>
-                <w:lang w:bidi="ar-SA"/>
-              </w:rPr>
+            <w:r>
               <w:t>٧٠٠٠</w:t>
             </w:r>
           </w:p>
@@ -420,26 +306,7 @@
             <w:tcW w:w="2407" w:type="dxa"/>
           </w:tcPr>
           <w:p>
-            <w:pPr>
-              <w:jc w:val="center"/>
-              <w:rPr>
-                <w:rFonts w:asciiTheme="majorBidi" w:hAnsiTheme="majorBidi" w:cstheme="majorBidi"/>
-                <w:b/>
-                <w:bCs/>
-                <w:sz w:val="32"/>
-                <w:szCs w:val="32"/>
-                <w:lang w:bidi="ar-SA"/>
-              </w:rPr>
-            </w:pPr>
-            <w:r>
-              <w:rPr>
-                <w:rFonts w:asciiTheme="majorBidi" w:hAnsiTheme="majorBidi" w:cstheme="majorBidi" w:hint="cs"/>
-                <w:b/>
-                <w:bCs/>
-                <w:sz w:val="32"/>
-                <w:szCs w:val="32"/>
-                <w:lang w:bidi="ar-SA"/>
-              </w:rPr>
+            <w:r>
               <w:t>٩٠٢٠</w:t>
             </w:r>
           </w:p>
@@ -449,27 +316,8 @@
             <w:tcW w:w="2407" w:type="dxa"/>
           </w:tcPr>
           <w:p>
-            <w:pPr>
-              <w:jc w:val="center"/>
-              <w:rPr>
-                <w:rFonts w:asciiTheme="majorBidi" w:hAnsiTheme="majorBidi" w:cstheme="majorBidi"/>
-                <w:b/>
-                <w:bCs/>
-                <w:sz w:val="32"/>
-                <w:szCs w:val="32"/>
-                <w:lang w:bidi="ar-SA"/>
-              </w:rPr>
-            </w:pPr>
-            <w:r>
-              <w:rPr>
-                <w:rFonts w:asciiTheme="majorBidi" w:hAnsiTheme="majorBidi" w:cstheme="majorBidi" w:hint="cs"/>
-                <w:b/>
-                <w:bCs/>
-                <w:sz w:val="32"/>
-                <w:szCs w:val="32"/>
-                <w:lang w:bidi="ar-SA"/>
-              </w:rPr>
-              <w:t>١١٧٠٠</w:t>
+            <w:r>
+              <w:t>١١٥٠٠</w:t>
             </w:r>
           </w:p>
         </w:tc>
@@ -480,27 +328,8 @@
             <w:tcW w:w="2407" w:type="dxa"/>
           </w:tcPr>
           <w:p>
-            <w:pPr>
-              <w:jc w:val="center"/>
-              <w:rPr>
-                <w:rFonts w:asciiTheme="majorBidi" w:hAnsiTheme="majorBidi" w:cstheme="majorBidi"/>
-                <w:b/>
-                <w:bCs/>
-                <w:sz w:val="32"/>
-                <w:szCs w:val="32"/>
-                <w:lang w:bidi="ar-SA"/>
-              </w:rPr>
-            </w:pPr>
-            <w:r>
-              <w:rPr>
-                <w:rFonts w:asciiTheme="majorBidi" w:hAnsiTheme="majorBidi" w:cstheme="majorBidi" w:hint="cs"/>
-                <w:b/>
-                <w:bCs/>
-                <w:sz w:val="32"/>
-                <w:szCs w:val="32"/>
-                <w:lang w:bidi="ar-SA"/>
-              </w:rPr>
-              <w:t xml:space="preserve">النوبارية </w:t>
+            <w:r>
+              <w:t>النوبارية</w:t>
             </w:r>
           </w:p>
         </w:tc>
@@ -509,26 +338,7 @@
             <w:tcW w:w="2407" w:type="dxa"/>
           </w:tcPr>
           <w:p>
-            <w:pPr>
-              <w:jc w:val="center"/>
-              <w:rPr>
-                <w:rFonts w:asciiTheme="majorBidi" w:hAnsiTheme="majorBidi" w:cstheme="majorBidi"/>
-                <w:b/>
-                <w:bCs/>
-                <w:sz w:val="32"/>
-                <w:szCs w:val="32"/>
-                <w:lang w:bidi="ar-SA"/>
-              </w:rPr>
-            </w:pPr>
-            <w:r>
-              <w:rPr>
-                <w:rFonts w:asciiTheme="majorBidi" w:hAnsiTheme="majorBidi" w:cstheme="majorBidi" w:hint="cs"/>
-                <w:b/>
-                <w:bCs/>
-                <w:sz w:val="32"/>
-                <w:szCs w:val="32"/>
-                <w:lang w:bidi="ar-SA"/>
-              </w:rPr>
+            <w:r>
               <w:t>٩٨٠٠</w:t>
             </w:r>
           </w:p>
@@ -538,27 +348,8 @@
             <w:tcW w:w="2407" w:type="dxa"/>
           </w:tcPr>
           <w:p>
-            <w:pPr>
-              <w:jc w:val="center"/>
-              <w:rPr>
-                <w:rFonts w:asciiTheme="majorBidi" w:hAnsiTheme="majorBidi" w:cstheme="majorBidi"/>
-                <w:b/>
-                <w:bCs/>
-                <w:sz w:val="32"/>
-                <w:szCs w:val="32"/>
-                <w:lang w:bidi="ar-SA"/>
-              </w:rPr>
-            </w:pPr>
-            <w:r>
-              <w:rPr>
-                <w:rFonts w:asciiTheme="majorBidi" w:hAnsiTheme="majorBidi" w:cstheme="majorBidi" w:hint="cs"/>
-                <w:b/>
-                <w:bCs/>
-                <w:sz w:val="32"/>
-                <w:szCs w:val="32"/>
-                <w:lang w:bidi="ar-SA"/>
-              </w:rPr>
-              <w:t>١٢٠٠٠</w:t>
+            <w:r>
+              <w:t>١١٥٠٠</w:t>
             </w:r>
           </w:p>
         </w:tc>
@@ -567,27 +358,8 @@
             <w:tcW w:w="2407" w:type="dxa"/>
           </w:tcPr>
           <w:p>
-            <w:pPr>
-              <w:jc w:val="center"/>
-              <w:rPr>
-                <w:rFonts w:asciiTheme="majorBidi" w:hAnsiTheme="majorBidi" w:cstheme="majorBidi"/>
-                <w:b/>
-                <w:bCs/>
-                <w:sz w:val="32"/>
-                <w:szCs w:val="32"/>
-                <w:lang w:bidi="ar-SA"/>
-              </w:rPr>
-            </w:pPr>
-            <w:r>
-              <w:rPr>
-                <w:rFonts w:asciiTheme="majorBidi" w:hAnsiTheme="majorBidi" w:cstheme="majorBidi" w:hint="cs"/>
-                <w:b/>
-                <w:bCs/>
-                <w:sz w:val="32"/>
-                <w:szCs w:val="32"/>
-                <w:lang w:bidi="ar-SA"/>
-              </w:rPr>
-              <w:t>١٥٥٠٠</w:t>
+            <w:r>
+              <w:t>١٥٠٠٠</w:t>
             </w:r>
           </w:p>
         </w:tc>
@@ -598,26 +370,7 @@
             <w:tcW w:w="2407" w:type="dxa"/>
           </w:tcPr>
           <w:p>
-            <w:pPr>
-              <w:jc w:val="center"/>
-              <w:rPr>
-                <w:rFonts w:asciiTheme="majorBidi" w:hAnsiTheme="majorBidi" w:cstheme="majorBidi"/>
-                <w:b/>
-                <w:bCs/>
-                <w:sz w:val="32"/>
-                <w:szCs w:val="32"/>
-                <w:lang w:bidi="ar-SA"/>
-              </w:rPr>
-            </w:pPr>
-            <w:r>
-              <w:rPr>
-                <w:rFonts w:asciiTheme="majorBidi" w:hAnsiTheme="majorBidi" w:cstheme="majorBidi" w:hint="cs"/>
-                <w:b/>
-                <w:bCs/>
-                <w:sz w:val="32"/>
-                <w:szCs w:val="32"/>
-                <w:lang w:bidi="ar-SA"/>
-              </w:rPr>
+            <w:r>
               <w:t>السادات</w:t>
             </w:r>
           </w:p>
@@ -627,26 +380,7 @@
             <w:tcW w:w="2407" w:type="dxa"/>
           </w:tcPr>
           <w:p>
-            <w:pPr>
-              <w:jc w:val="center"/>
-              <w:rPr>
-                <w:rFonts w:asciiTheme="majorBidi" w:hAnsiTheme="majorBidi" w:cstheme="majorBidi"/>
-                <w:b/>
-                <w:bCs/>
-                <w:sz w:val="32"/>
-                <w:szCs w:val="32"/>
-                <w:lang w:bidi="ar-SA"/>
-              </w:rPr>
-            </w:pPr>
-            <w:r>
-              <w:rPr>
-                <w:rFonts w:asciiTheme="majorBidi" w:hAnsiTheme="majorBidi" w:cstheme="majorBidi" w:hint="cs"/>
-                <w:b/>
-                <w:bCs/>
-                <w:sz w:val="32"/>
-                <w:szCs w:val="32"/>
-                <w:lang w:bidi="ar-SA"/>
-              </w:rPr>
+            <w:r>
               <w:t>١٠٨٠٠</w:t>
             </w:r>
           </w:p>
@@ -656,26 +390,7 @@
             <w:tcW w:w="2407" w:type="dxa"/>
           </w:tcPr>
           <w:p>
-            <w:pPr>
-              <w:jc w:val="center"/>
-              <w:rPr>
-                <w:rFonts w:asciiTheme="majorBidi" w:hAnsiTheme="majorBidi" w:cstheme="majorBidi"/>
-                <w:b/>
-                <w:bCs/>
-                <w:sz w:val="32"/>
-                <w:szCs w:val="32"/>
-                <w:lang w:bidi="ar-SA"/>
-              </w:rPr>
-            </w:pPr>
-            <w:r>
-              <w:rPr>
-                <w:rFonts w:asciiTheme="majorBidi" w:hAnsiTheme="majorBidi" w:cstheme="majorBidi" w:hint="cs"/>
-                <w:b/>
-                <w:bCs/>
-                <w:sz w:val="32"/>
-                <w:szCs w:val="32"/>
-                <w:lang w:bidi="ar-SA"/>
-              </w:rPr>
+            <w:r>
               <w:t>١٣٥٠٠</w:t>
             </w:r>
           </w:p>
@@ -685,27 +400,8 @@
             <w:tcW w:w="2407" w:type="dxa"/>
           </w:tcPr>
           <w:p>
-            <w:pPr>
-              <w:jc w:val="center"/>
-              <w:rPr>
-                <w:rFonts w:asciiTheme="majorBidi" w:hAnsiTheme="majorBidi" w:cstheme="majorBidi"/>
-                <w:b/>
-                <w:bCs/>
-                <w:sz w:val="32"/>
-                <w:szCs w:val="32"/>
-                <w:lang w:bidi="ar-SA"/>
-              </w:rPr>
-            </w:pPr>
-            <w:r>
-              <w:rPr>
-                <w:rFonts w:asciiTheme="majorBidi" w:hAnsiTheme="majorBidi" w:cstheme="majorBidi" w:hint="cs"/>
-                <w:b/>
-                <w:bCs/>
-                <w:sz w:val="32"/>
-                <w:szCs w:val="32"/>
-                <w:lang w:bidi="ar-SA"/>
-              </w:rPr>
-              <w:t>١٧٥٠٠</w:t>
+            <w:r>
+              <w:t>١٧٠٠٠</w:t>
             </w:r>
           </w:p>
         </w:tc>
@@ -716,95 +412,8 @@
             <w:tcW w:w="2407" w:type="dxa"/>
           </w:tcPr>
           <w:p>
-            <w:pPr>
-              <w:jc w:val="center"/>
-              <w:rPr>
-                <w:rFonts w:asciiTheme="majorBidi" w:hAnsiTheme="majorBidi" w:cstheme="majorBidi"/>
-                <w:b/>
-                <w:bCs/>
-                <w:sz w:val="32"/>
-                <w:szCs w:val="32"/>
-                <w:lang w:bidi="ar-SA"/>
-              </w:rPr>
-            </w:pPr>
-            <w:r>
-              <w:rPr>
-                <w:rFonts w:asciiTheme="majorBidi" w:hAnsiTheme="majorBidi" w:cstheme="majorBidi" w:hint="cs"/>
-                <w:b/>
-                <w:bCs/>
-                <w:sz w:val="32"/>
-                <w:szCs w:val="32"/>
-                <w:lang w:bidi="ar-SA"/>
-              </w:rPr>
-              <w:t xml:space="preserve">قليوب </w:t>
-            </w:r>
-            <w:r>
-              <w:rPr>
-                <w:rFonts w:asciiTheme="majorBidi" w:hAnsiTheme="majorBidi" w:cstheme="majorBidi"/>
-                <w:b/>
-                <w:bCs/>
-                <w:sz w:val="32"/>
-                <w:szCs w:val="32"/>
-                <w:lang w:bidi="ar-SA"/>
-              </w:rPr>
-              <w:t>–</w:t>
-            </w:r>
-            <w:r>
-              <w:rPr>
-                <w:rFonts w:asciiTheme="majorBidi" w:hAnsiTheme="majorBidi" w:cstheme="majorBidi" w:hint="cs"/>
-                <w:b/>
-                <w:bCs/>
-                <w:sz w:val="32"/>
-                <w:szCs w:val="32"/>
-                <w:lang w:bidi="ar-SA"/>
-              </w:rPr>
-              <w:t xml:space="preserve"> أبو </w:t>
-            </w:r>
-            <w:proofErr w:type="spellStart"/>
-            <w:r>
-              <w:rPr>
-                <w:rFonts w:asciiTheme="majorBidi" w:hAnsiTheme="majorBidi" w:cstheme="majorBidi" w:hint="cs"/>
-                <w:b/>
-                <w:bCs/>
-                <w:sz w:val="32"/>
-                <w:szCs w:val="32"/>
-                <w:lang w:bidi="ar-SA"/>
-              </w:rPr>
-              <w:t>رواش</w:t>
-            </w:r>
-            <w:proofErr w:type="spellEnd"/>
-            <w:r>
-              <w:rPr>
-                <w:rFonts w:asciiTheme="majorBidi" w:hAnsiTheme="majorBidi" w:cstheme="majorBidi" w:hint="cs"/>
-                <w:b/>
-                <w:bCs/>
-                <w:sz w:val="32"/>
-                <w:szCs w:val="32"/>
-                <w:lang w:bidi="ar-SA"/>
-              </w:rPr>
-              <w:t xml:space="preserve"> </w:t>
-            </w:r>
-            <w:r>
-              <w:rPr>
-                <w:rFonts w:asciiTheme="majorBidi" w:hAnsiTheme="majorBidi" w:cstheme="majorBidi"/>
-                <w:b/>
-                <w:bCs/>
-                <w:sz w:val="32"/>
-                <w:szCs w:val="32"/>
-                <w:lang w:bidi="ar-SA"/>
-              </w:rPr>
-              <w:t>–</w:t>
-            </w:r>
-            <w:r>
-              <w:rPr>
-                <w:rFonts w:asciiTheme="majorBidi" w:hAnsiTheme="majorBidi" w:cstheme="majorBidi" w:hint="cs"/>
-                <w:b/>
-                <w:bCs/>
-                <w:sz w:val="32"/>
-                <w:szCs w:val="32"/>
-                <w:lang w:bidi="ar-SA"/>
-              </w:rPr>
-              <w:t xml:space="preserve"> أكتوبر</w:t>
+            <w:r>
+              <w:t>قليوب – أبو رواش – أكتوبر</w:t>
             </w:r>
           </w:p>
         </w:tc>
@@ -813,27 +422,8 @@
             <w:tcW w:w="2407" w:type="dxa"/>
           </w:tcPr>
           <w:p>
-            <w:pPr>
-              <w:jc w:val="center"/>
-              <w:rPr>
-                <w:rFonts w:asciiTheme="majorBidi" w:hAnsiTheme="majorBidi" w:cstheme="majorBidi"/>
-                <w:b/>
-                <w:bCs/>
-                <w:sz w:val="32"/>
-                <w:szCs w:val="32"/>
-                <w:lang w:bidi="ar-SA"/>
-              </w:rPr>
-            </w:pPr>
-            <w:r>
-              <w:rPr>
-                <w:rFonts w:asciiTheme="majorBidi" w:hAnsiTheme="majorBidi" w:cstheme="majorBidi" w:hint="cs"/>
-                <w:b/>
-                <w:bCs/>
-                <w:sz w:val="32"/>
-                <w:szCs w:val="32"/>
-                <w:lang w:bidi="ar-SA"/>
-              </w:rPr>
-              <w:t>١١١٠٠</w:t>
+            <w:r>
+              <w:t>١٢٠٠٠</w:t>
             </w:r>
           </w:p>
         </w:tc>
@@ -842,27 +432,8 @@
             <w:tcW w:w="2407" w:type="dxa"/>
           </w:tcPr>
           <w:p>
-            <w:pPr>
-              <w:jc w:val="center"/>
-              <w:rPr>
-                <w:rFonts w:asciiTheme="majorBidi" w:hAnsiTheme="majorBidi" w:cstheme="majorBidi"/>
-                <w:b/>
-                <w:bCs/>
-                <w:sz w:val="32"/>
-                <w:szCs w:val="32"/>
-                <w:lang w:bidi="ar-SA"/>
-              </w:rPr>
-            </w:pPr>
-            <w:r>
-              <w:rPr>
-                <w:rFonts w:asciiTheme="majorBidi" w:hAnsiTheme="majorBidi" w:cstheme="majorBidi" w:hint="cs"/>
-                <w:b/>
-                <w:bCs/>
-                <w:sz w:val="32"/>
-                <w:szCs w:val="32"/>
-                <w:lang w:bidi="ar-SA"/>
-              </w:rPr>
-              <w:t>١٤٨٠٠</w:t>
+            <w:r>
+              <w:t>١٤٥٠٠</w:t>
             </w:r>
           </w:p>
         </w:tc>
@@ -871,27 +442,8 @@
             <w:tcW w:w="2407" w:type="dxa"/>
           </w:tcPr>
           <w:p>
-            <w:pPr>
-              <w:jc w:val="center"/>
-              <w:rPr>
-                <w:rFonts w:asciiTheme="majorBidi" w:hAnsiTheme="majorBidi" w:cstheme="majorBidi"/>
-                <w:b/>
-                <w:bCs/>
-                <w:sz w:val="32"/>
-                <w:szCs w:val="32"/>
-                <w:lang w:bidi="ar-SA"/>
-              </w:rPr>
-            </w:pPr>
-            <w:r>
-              <w:rPr>
-                <w:rFonts w:asciiTheme="majorBidi" w:hAnsiTheme="majorBidi" w:cstheme="majorBidi" w:hint="cs"/>
-                <w:b/>
-                <w:bCs/>
-                <w:sz w:val="32"/>
-                <w:szCs w:val="32"/>
-                <w:lang w:bidi="ar-SA"/>
-              </w:rPr>
-              <w:t>١٩٥٠٠</w:t>
+            <w:r>
+              <w:t>١٩٠٠٠</w:t>
             </w:r>
           </w:p>
         </w:tc>
@@ -902,71 +454,8 @@
             <w:tcW w:w="2407" w:type="dxa"/>
           </w:tcPr>
           <w:p>
-            <w:pPr>
-              <w:jc w:val="center"/>
-              <w:rPr>
-                <w:rFonts w:asciiTheme="majorBidi" w:hAnsiTheme="majorBidi" w:cstheme="majorBidi"/>
-                <w:b/>
-                <w:bCs/>
-                <w:sz w:val="32"/>
-                <w:szCs w:val="32"/>
-                <w:lang w:bidi="ar-SA"/>
-              </w:rPr>
-            </w:pPr>
-            <w:r>
-              <w:rPr>
-                <w:rFonts w:asciiTheme="majorBidi" w:hAnsiTheme="majorBidi" w:cstheme="majorBidi" w:hint="cs"/>
-                <w:b/>
-                <w:bCs/>
-                <w:sz w:val="32"/>
-                <w:szCs w:val="32"/>
-                <w:lang w:bidi="ar-SA"/>
-              </w:rPr>
-              <w:t xml:space="preserve">العاشر </w:t>
-            </w:r>
-            <w:r>
-              <w:rPr>
-                <w:rFonts w:asciiTheme="majorBidi" w:hAnsiTheme="majorBidi" w:cstheme="majorBidi"/>
-                <w:b/>
-                <w:bCs/>
-                <w:sz w:val="32"/>
-                <w:szCs w:val="32"/>
-                <w:lang w:bidi="ar-SA"/>
-              </w:rPr>
-              <w:t>–</w:t>
-            </w:r>
-            <w:r>
-              <w:rPr>
-                <w:rFonts w:asciiTheme="majorBidi" w:hAnsiTheme="majorBidi" w:cstheme="majorBidi" w:hint="cs"/>
-                <w:b/>
-                <w:bCs/>
-                <w:sz w:val="32"/>
-                <w:szCs w:val="32"/>
-                <w:lang w:bidi="ar-SA"/>
-              </w:rPr>
-              <w:t xml:space="preserve"> العبور </w:t>
-            </w:r>
-            <w:r>
-              <w:rPr>
-                <w:rFonts w:asciiTheme="majorBidi" w:hAnsiTheme="majorBidi" w:cstheme="majorBidi"/>
-                <w:b/>
-                <w:bCs/>
-                <w:sz w:val="32"/>
-                <w:szCs w:val="32"/>
-                <w:lang w:bidi="ar-SA"/>
-              </w:rPr>
-              <w:t>–</w:t>
-            </w:r>
-            <w:r>
-              <w:rPr>
-                <w:rFonts w:asciiTheme="majorBidi" w:hAnsiTheme="majorBidi" w:cstheme="majorBidi" w:hint="cs"/>
-                <w:b/>
-                <w:bCs/>
-                <w:sz w:val="32"/>
-                <w:szCs w:val="32"/>
-                <w:lang w:bidi="ar-SA"/>
-              </w:rPr>
-              <w:t xml:space="preserve"> مدينة نصر</w:t>
+            <w:r>
+              <w:t>العاشر – العبور – مدينة نصر</w:t>
             </w:r>
           </w:p>
         </w:tc>
@@ -975,26 +464,7 @@
             <w:tcW w:w="2407" w:type="dxa"/>
           </w:tcPr>
           <w:p>
-            <w:pPr>
-              <w:jc w:val="center"/>
-              <w:rPr>
-                <w:rFonts w:asciiTheme="majorBidi" w:hAnsiTheme="majorBidi" w:cstheme="majorBidi"/>
-                <w:b/>
-                <w:bCs/>
-                <w:sz w:val="32"/>
-                <w:szCs w:val="32"/>
-                <w:lang w:bidi="ar-SA"/>
-              </w:rPr>
-            </w:pPr>
-            <w:r>
-              <w:rPr>
-                <w:rFonts w:asciiTheme="majorBidi" w:hAnsiTheme="majorBidi" w:cstheme="majorBidi" w:hint="cs"/>
-                <w:b/>
-                <w:bCs/>
-                <w:sz w:val="32"/>
-                <w:szCs w:val="32"/>
-                <w:lang w:bidi="ar-SA"/>
-              </w:rPr>
+            <w:r>
               <w:t>١٢٨٠٠</w:t>
             </w:r>
           </w:p>
@@ -1004,27 +474,8 @@
             <w:tcW w:w="2407" w:type="dxa"/>
           </w:tcPr>
           <w:p>
-            <w:pPr>
-              <w:jc w:val="center"/>
-              <w:rPr>
-                <w:rFonts w:asciiTheme="majorBidi" w:hAnsiTheme="majorBidi" w:cstheme="majorBidi"/>
-                <w:b/>
-                <w:bCs/>
-                <w:sz w:val="32"/>
-                <w:szCs w:val="32"/>
-                <w:lang w:bidi="ar-SA"/>
-              </w:rPr>
-            </w:pPr>
-            <w:r>
-              <w:rPr>
-                <w:rFonts w:asciiTheme="majorBidi" w:hAnsiTheme="majorBidi" w:cstheme="majorBidi" w:hint="cs"/>
-                <w:b/>
-                <w:bCs/>
-                <w:sz w:val="32"/>
-                <w:szCs w:val="32"/>
-                <w:lang w:bidi="ar-SA"/>
-              </w:rPr>
-              <w:t>١٦٥٠٠</w:t>
+            <w:r>
+              <w:t>١٦٣٠٠</w:t>
             </w:r>
           </w:p>
         </w:tc>
@@ -1033,27 +484,8 @@
             <w:tcW w:w="2407" w:type="dxa"/>
           </w:tcPr>
           <w:p>
-            <w:pPr>
-              <w:jc w:val="center"/>
-              <w:rPr>
-                <w:rFonts w:asciiTheme="majorBidi" w:hAnsiTheme="majorBidi" w:cstheme="majorBidi"/>
-                <w:b/>
-                <w:bCs/>
-                <w:sz w:val="32"/>
-                <w:szCs w:val="32"/>
-                <w:lang w:bidi="ar-SA"/>
-              </w:rPr>
-            </w:pPr>
-            <w:r>
-              <w:rPr>
-                <w:rFonts w:asciiTheme="majorBidi" w:hAnsiTheme="majorBidi" w:cstheme="majorBidi" w:hint="cs"/>
-                <w:b/>
-                <w:bCs/>
-                <w:sz w:val="32"/>
-                <w:szCs w:val="32"/>
-                <w:lang w:bidi="ar-SA"/>
-              </w:rPr>
-              <w:t>٢١٥٠٠</w:t>
+            <w:r>
+              <w:t>٢١٠٠٠</w:t>
             </w:r>
           </w:p>
         </w:tc>
@@ -1064,26 +496,7 @@
             <w:tcW w:w="2407" w:type="dxa"/>
           </w:tcPr>
           <w:p>
-            <w:pPr>
-              <w:jc w:val="center"/>
-              <w:rPr>
-                <w:rFonts w:asciiTheme="majorBidi" w:hAnsiTheme="majorBidi" w:cstheme="majorBidi"/>
-                <w:b/>
-                <w:bCs/>
-                <w:sz w:val="32"/>
-                <w:szCs w:val="32"/>
-                <w:lang w:bidi="ar-SA"/>
-              </w:rPr>
-            </w:pPr>
-            <w:r>
-              <w:rPr>
-                <w:rFonts w:asciiTheme="majorBidi" w:hAnsiTheme="majorBidi" w:cstheme="majorBidi" w:hint="cs"/>
-                <w:b/>
-                <w:bCs/>
-                <w:sz w:val="32"/>
-                <w:szCs w:val="32"/>
-                <w:lang w:bidi="ar-SA"/>
-              </w:rPr>
+            <w:r>
               <w:t>العاصمة الإدارية</w:t>
             </w:r>
           </w:p>
@@ -1093,26 +506,7 @@
             <w:tcW w:w="2407" w:type="dxa"/>
           </w:tcPr>
           <w:p>
-            <w:pPr>
-              <w:jc w:val="center"/>
-              <w:rPr>
-                <w:rFonts w:asciiTheme="majorBidi" w:hAnsiTheme="majorBidi" w:cstheme="majorBidi"/>
-                <w:b/>
-                <w:bCs/>
-                <w:sz w:val="32"/>
-                <w:szCs w:val="32"/>
-                <w:lang w:bidi="ar-SA"/>
-              </w:rPr>
-            </w:pPr>
-            <w:r>
-              <w:rPr>
-                <w:rFonts w:asciiTheme="majorBidi" w:hAnsiTheme="majorBidi" w:cstheme="majorBidi" w:hint="cs"/>
-                <w:b/>
-                <w:bCs/>
-                <w:sz w:val="32"/>
-                <w:szCs w:val="32"/>
-                <w:lang w:bidi="ar-SA"/>
-              </w:rPr>
+            <w:r>
               <w:t>١٤٠٠٠</w:t>
             </w:r>
           </w:p>
@@ -1122,27 +516,8 @@
             <w:tcW w:w="2407" w:type="dxa"/>
           </w:tcPr>
           <w:p>
-            <w:pPr>
-              <w:jc w:val="center"/>
-              <w:rPr>
-                <w:rFonts w:asciiTheme="majorBidi" w:hAnsiTheme="majorBidi" w:cstheme="majorBidi"/>
-                <w:b/>
-                <w:bCs/>
-                <w:sz w:val="32"/>
-                <w:szCs w:val="32"/>
-                <w:lang w:bidi="ar-SA"/>
-              </w:rPr>
-            </w:pPr>
-            <w:r>
-              <w:rPr>
-                <w:rFonts w:asciiTheme="majorBidi" w:hAnsiTheme="majorBidi" w:cstheme="majorBidi" w:hint="cs"/>
-                <w:b/>
-                <w:bCs/>
-                <w:sz w:val="32"/>
-                <w:szCs w:val="32"/>
-                <w:lang w:bidi="ar-SA"/>
-              </w:rPr>
-              <w:t>١٨٥٠٠</w:t>
+            <w:r>
+              <w:t>١٧٠٠٠</w:t>
             </w:r>
           </w:p>
         </w:tc>
@@ -1151,26 +526,7 @@
             <w:tcW w:w="2407" w:type="dxa"/>
           </w:tcPr>
           <w:p>
-            <w:pPr>
-              <w:jc w:val="center"/>
-              <w:rPr>
-                <w:rFonts w:asciiTheme="majorBidi" w:hAnsiTheme="majorBidi" w:cstheme="majorBidi"/>
-                <w:b/>
-                <w:bCs/>
-                <w:sz w:val="32"/>
-                <w:szCs w:val="32"/>
-                <w:lang w:bidi="ar-SA"/>
-              </w:rPr>
-            </w:pPr>
-            <w:r>
-              <w:rPr>
-                <w:rFonts w:asciiTheme="majorBidi" w:hAnsiTheme="majorBidi" w:cstheme="majorBidi" w:hint="cs"/>
-                <w:b/>
-                <w:bCs/>
-                <w:sz w:val="32"/>
-                <w:szCs w:val="32"/>
-                <w:lang w:bidi="ar-SA"/>
-              </w:rPr>
+            <w:r>
               <w:t>٢٢٠٠٠</w:t>
             </w:r>
           </w:p>
@@ -1182,71 +538,8 @@
             <w:tcW w:w="2407" w:type="dxa"/>
           </w:tcPr>
           <w:p>
-            <w:pPr>
-              <w:jc w:val="center"/>
-              <w:rPr>
-                <w:rFonts w:asciiTheme="majorBidi" w:hAnsiTheme="majorBidi" w:cstheme="majorBidi" w:hint="cs"/>
-                <w:b/>
-                <w:bCs/>
-                <w:sz w:val="32"/>
-                <w:szCs w:val="32"/>
-                <w:lang w:bidi="ar-SA"/>
-              </w:rPr>
-            </w:pPr>
-            <w:r>
-              <w:rPr>
-                <w:rFonts w:asciiTheme="majorBidi" w:hAnsiTheme="majorBidi" w:cstheme="majorBidi" w:hint="cs"/>
-                <w:b/>
-                <w:bCs/>
-                <w:sz w:val="32"/>
-                <w:szCs w:val="32"/>
-                <w:lang w:bidi="ar-SA"/>
-              </w:rPr>
-              <w:t xml:space="preserve">الإسماعيلية </w:t>
-            </w:r>
-            <w:r>
-              <w:rPr>
-                <w:rFonts w:asciiTheme="majorBidi" w:hAnsiTheme="majorBidi" w:cstheme="majorBidi"/>
-                <w:b/>
-                <w:bCs/>
-                <w:sz w:val="32"/>
-                <w:szCs w:val="32"/>
-                <w:lang w:bidi="ar-SA"/>
-              </w:rPr>
-              <w:t>–</w:t>
-            </w:r>
-            <w:r>
-              <w:rPr>
-                <w:rFonts w:asciiTheme="majorBidi" w:hAnsiTheme="majorBidi" w:cstheme="majorBidi" w:hint="cs"/>
-                <w:b/>
-                <w:bCs/>
-                <w:sz w:val="32"/>
-                <w:szCs w:val="32"/>
-                <w:lang w:bidi="ar-SA"/>
-              </w:rPr>
-              <w:t xml:space="preserve"> الصالحية </w:t>
-            </w:r>
-            <w:r>
-              <w:rPr>
-                <w:rFonts w:asciiTheme="majorBidi" w:hAnsiTheme="majorBidi" w:cstheme="majorBidi"/>
-                <w:b/>
-                <w:bCs/>
-                <w:sz w:val="32"/>
-                <w:szCs w:val="32"/>
-                <w:lang w:bidi="ar-SA"/>
-              </w:rPr>
-              <w:t>–</w:t>
-            </w:r>
-            <w:r>
-              <w:rPr>
-                <w:rFonts w:asciiTheme="majorBidi" w:hAnsiTheme="majorBidi" w:cstheme="majorBidi" w:hint="cs"/>
-                <w:b/>
-                <w:bCs/>
-                <w:sz w:val="32"/>
-                <w:szCs w:val="32"/>
-                <w:lang w:bidi="ar-SA"/>
-              </w:rPr>
-              <w:t xml:space="preserve"> الفيوم</w:t>
+            <w:r>
+              <w:t>الإسماعيلية – الصالحية – الفيوم</w:t>
             </w:r>
           </w:p>
         </w:tc>
@@ -1255,26 +548,7 @@
             <w:tcW w:w="2407" w:type="dxa"/>
           </w:tcPr>
           <w:p>
-            <w:pPr>
-              <w:jc w:val="center"/>
-              <w:rPr>
-                <w:rFonts w:asciiTheme="majorBidi" w:hAnsiTheme="majorBidi" w:cstheme="majorBidi" w:hint="cs"/>
-                <w:b/>
-                <w:bCs/>
-                <w:sz w:val="32"/>
-                <w:szCs w:val="32"/>
-                <w:lang w:bidi="ar-SA"/>
-              </w:rPr>
-            </w:pPr>
-            <w:r>
-              <w:rPr>
-                <w:rFonts w:asciiTheme="majorBidi" w:hAnsiTheme="majorBidi" w:cstheme="majorBidi" w:hint="cs"/>
-                <w:b/>
-                <w:bCs/>
-                <w:sz w:val="32"/>
-                <w:szCs w:val="32"/>
-                <w:lang w:bidi="ar-SA"/>
-              </w:rPr>
+            <w:r>
               <w:t>١٥٣٠٠</w:t>
             </w:r>
           </w:p>
@@ -1284,26 +558,7 @@
             <w:tcW w:w="2407" w:type="dxa"/>
           </w:tcPr>
           <w:p>
-            <w:pPr>
-              <w:jc w:val="center"/>
-              <w:rPr>
-                <w:rFonts w:asciiTheme="majorBidi" w:hAnsiTheme="majorBidi" w:cstheme="majorBidi" w:hint="cs"/>
-                <w:b/>
-                <w:bCs/>
-                <w:sz w:val="32"/>
-                <w:szCs w:val="32"/>
-                <w:lang w:bidi="ar-SA"/>
-              </w:rPr>
-            </w:pPr>
-            <w:r>
-              <w:rPr>
-                <w:rFonts w:asciiTheme="majorBidi" w:hAnsiTheme="majorBidi" w:cstheme="majorBidi" w:hint="cs"/>
-                <w:b/>
-                <w:bCs/>
-                <w:sz w:val="32"/>
-                <w:szCs w:val="32"/>
-                <w:lang w:bidi="ar-SA"/>
-              </w:rPr>
+            <w:r>
               <w:t>١٩٥٠٠</w:t>
             </w:r>
           </w:p>
@@ -1313,27 +568,8 @@
             <w:tcW w:w="2407" w:type="dxa"/>
           </w:tcPr>
           <w:p>
-            <w:pPr>
-              <w:jc w:val="center"/>
-              <w:rPr>
-                <w:rFonts w:asciiTheme="majorBidi" w:hAnsiTheme="majorBidi" w:cstheme="majorBidi" w:hint="cs"/>
-                <w:b/>
-                <w:bCs/>
-                <w:sz w:val="32"/>
-                <w:szCs w:val="32"/>
-                <w:lang w:bidi="ar-SA"/>
-              </w:rPr>
-            </w:pPr>
-            <w:r>
-              <w:rPr>
-                <w:rFonts w:asciiTheme="majorBidi" w:hAnsiTheme="majorBidi" w:cstheme="majorBidi" w:hint="cs"/>
-                <w:b/>
-                <w:bCs/>
-                <w:sz w:val="32"/>
-                <w:szCs w:val="32"/>
-                <w:lang w:bidi="ar-SA"/>
-              </w:rPr>
-              <w:t>٢٤٥٠٠</w:t>
+            <w:r>
+              <w:t>٢٤٠٠٠</w:t>
             </w:r>
           </w:p>
         </w:tc>
@@ -1344,71 +580,8 @@
             <w:tcW w:w="2407" w:type="dxa"/>
           </w:tcPr>
           <w:p>
-            <w:pPr>
-              <w:jc w:val="center"/>
-              <w:rPr>
-                <w:rFonts w:asciiTheme="majorBidi" w:hAnsiTheme="majorBidi" w:cstheme="majorBidi" w:hint="cs"/>
-                <w:b/>
-                <w:bCs/>
-                <w:sz w:val="32"/>
-                <w:szCs w:val="32"/>
-                <w:lang w:bidi="ar-SA"/>
-              </w:rPr>
-            </w:pPr>
-            <w:r>
-              <w:rPr>
-                <w:rFonts w:asciiTheme="majorBidi" w:hAnsiTheme="majorBidi" w:cstheme="majorBidi" w:hint="cs"/>
-                <w:b/>
-                <w:bCs/>
-                <w:sz w:val="32"/>
-                <w:szCs w:val="32"/>
-                <w:lang w:bidi="ar-SA"/>
-              </w:rPr>
-              <w:t xml:space="preserve">بني سويف </w:t>
-            </w:r>
-            <w:r>
-              <w:rPr>
-                <w:rFonts w:asciiTheme="majorBidi" w:hAnsiTheme="majorBidi" w:cstheme="majorBidi"/>
-                <w:b/>
-                <w:bCs/>
-                <w:sz w:val="32"/>
-                <w:szCs w:val="32"/>
-                <w:lang w:bidi="ar-SA"/>
-              </w:rPr>
-              <w:t>–</w:t>
-            </w:r>
-            <w:r>
-              <w:rPr>
-                <w:rFonts w:asciiTheme="majorBidi" w:hAnsiTheme="majorBidi" w:cstheme="majorBidi" w:hint="cs"/>
-                <w:b/>
-                <w:bCs/>
-                <w:sz w:val="32"/>
-                <w:szCs w:val="32"/>
-                <w:lang w:bidi="ar-SA"/>
-              </w:rPr>
-              <w:t xml:space="preserve"> السويس </w:t>
-            </w:r>
-            <w:r>
-              <w:rPr>
-                <w:rFonts w:asciiTheme="majorBidi" w:hAnsiTheme="majorBidi" w:cstheme="majorBidi"/>
-                <w:b/>
-                <w:bCs/>
-                <w:sz w:val="32"/>
-                <w:szCs w:val="32"/>
-                <w:lang w:bidi="ar-SA"/>
-              </w:rPr>
-              <w:t>–</w:t>
-            </w:r>
-            <w:r>
-              <w:rPr>
-                <w:rFonts w:asciiTheme="majorBidi" w:hAnsiTheme="majorBidi" w:cstheme="majorBidi" w:hint="cs"/>
-                <w:b/>
-                <w:bCs/>
-                <w:sz w:val="32"/>
-                <w:szCs w:val="32"/>
-                <w:lang w:bidi="ar-SA"/>
-              </w:rPr>
-              <w:t xml:space="preserve"> السخنة</w:t>
+            <w:r>
+              <w:t>بني سويف – السويس – السخنة</w:t>
             </w:r>
           </w:p>
         </w:tc>
@@ -1417,26 +590,7 @@
             <w:tcW w:w="2407" w:type="dxa"/>
           </w:tcPr>
           <w:p>
-            <w:pPr>
-              <w:jc w:val="center"/>
-              <w:rPr>
-                <w:rFonts w:asciiTheme="majorBidi" w:hAnsiTheme="majorBidi" w:cstheme="majorBidi" w:hint="cs"/>
-                <w:b/>
-                <w:bCs/>
-                <w:sz w:val="32"/>
-                <w:szCs w:val="32"/>
-                <w:lang w:bidi="ar-SA"/>
-              </w:rPr>
-            </w:pPr>
-            <w:r>
-              <w:rPr>
-                <w:rFonts w:asciiTheme="majorBidi" w:hAnsiTheme="majorBidi" w:cstheme="majorBidi" w:hint="cs"/>
-                <w:b/>
-                <w:bCs/>
-                <w:sz w:val="32"/>
-                <w:szCs w:val="32"/>
-                <w:lang w:bidi="ar-SA"/>
-              </w:rPr>
+            <w:r>
               <w:t>١٧٠٠٠</w:t>
             </w:r>
           </w:p>
@@ -1446,26 +600,7 @@
             <w:tcW w:w="2407" w:type="dxa"/>
           </w:tcPr>
           <w:p>
-            <w:pPr>
-              <w:jc w:val="center"/>
-              <w:rPr>
-                <w:rFonts w:asciiTheme="majorBidi" w:hAnsiTheme="majorBidi" w:cstheme="majorBidi" w:hint="cs"/>
-                <w:b/>
-                <w:bCs/>
-                <w:sz w:val="32"/>
-                <w:szCs w:val="32"/>
-                <w:lang w:bidi="ar-SA"/>
-              </w:rPr>
-            </w:pPr>
-            <w:r>
-              <w:rPr>
-                <w:rFonts w:asciiTheme="majorBidi" w:hAnsiTheme="majorBidi" w:cstheme="majorBidi" w:hint="cs"/>
-                <w:b/>
-                <w:bCs/>
-                <w:sz w:val="32"/>
-                <w:szCs w:val="32"/>
-                <w:lang w:bidi="ar-SA"/>
-              </w:rPr>
+            <w:r>
               <w:t>٢١٠٠٠</w:t>
             </w:r>
           </w:p>
@@ -1475,27 +610,8 @@
             <w:tcW w:w="2407" w:type="dxa"/>
           </w:tcPr>
           <w:p>
-            <w:pPr>
-              <w:jc w:val="center"/>
-              <w:rPr>
-                <w:rFonts w:asciiTheme="majorBidi" w:hAnsiTheme="majorBidi" w:cstheme="majorBidi" w:hint="cs"/>
-                <w:b/>
-                <w:bCs/>
-                <w:sz w:val="32"/>
-                <w:szCs w:val="32"/>
-                <w:lang w:bidi="ar-SA"/>
-              </w:rPr>
-            </w:pPr>
-            <w:r>
-              <w:rPr>
-                <w:rFonts w:asciiTheme="majorBidi" w:hAnsiTheme="majorBidi" w:cstheme="majorBidi" w:hint="cs"/>
-                <w:b/>
-                <w:bCs/>
-                <w:sz w:val="32"/>
-                <w:szCs w:val="32"/>
-                <w:lang w:bidi="ar-SA"/>
-              </w:rPr>
-              <w:t>٢٧٠٠٠</w:t>
+            <w:r>
+              <w:t>٢٦٠٠٠</w:t>
             </w:r>
           </w:p>
         </w:tc>
@@ -1506,26 +622,7 @@
             <w:tcW w:w="2407" w:type="dxa"/>
           </w:tcPr>
           <w:p>
-            <w:pPr>
-              <w:jc w:val="center"/>
-              <w:rPr>
-                <w:rFonts w:asciiTheme="majorBidi" w:hAnsiTheme="majorBidi" w:cstheme="majorBidi" w:hint="cs"/>
-                <w:b/>
-                <w:bCs/>
-                <w:sz w:val="32"/>
-                <w:szCs w:val="32"/>
-                <w:lang w:bidi="ar-SA"/>
-              </w:rPr>
-            </w:pPr>
-            <w:r>
-              <w:rPr>
-                <w:rFonts w:asciiTheme="majorBidi" w:hAnsiTheme="majorBidi" w:cstheme="majorBidi" w:hint="cs"/>
-                <w:b/>
-                <w:bCs/>
-                <w:sz w:val="32"/>
-                <w:szCs w:val="32"/>
-                <w:lang w:bidi="ar-SA"/>
-              </w:rPr>
+            <w:r>
               <w:t>المنيا</w:t>
             </w:r>
           </w:p>
@@ -1535,26 +632,7 @@
             <w:tcW w:w="2407" w:type="dxa"/>
           </w:tcPr>
           <w:p>
-            <w:pPr>
-              <w:jc w:val="center"/>
-              <w:rPr>
-                <w:rFonts w:asciiTheme="majorBidi" w:hAnsiTheme="majorBidi" w:cstheme="majorBidi" w:hint="cs"/>
-                <w:b/>
-                <w:bCs/>
-                <w:sz w:val="32"/>
-                <w:szCs w:val="32"/>
-                <w:lang w:bidi="ar-SA"/>
-              </w:rPr>
-            </w:pPr>
-            <w:r>
-              <w:rPr>
-                <w:rFonts w:asciiTheme="majorBidi" w:hAnsiTheme="majorBidi" w:cstheme="majorBidi" w:hint="cs"/>
-                <w:b/>
-                <w:bCs/>
-                <w:sz w:val="32"/>
-                <w:szCs w:val="32"/>
-                <w:lang w:bidi="ar-SA"/>
-              </w:rPr>
+            <w:r>
               <w:t>٢٣٠٠٠</w:t>
             </w:r>
           </w:p>
@@ -1564,27 +642,8 @@
             <w:tcW w:w="2407" w:type="dxa"/>
           </w:tcPr>
           <w:p>
-            <w:pPr>
-              <w:jc w:val="center"/>
-              <w:rPr>
-                <w:rFonts w:asciiTheme="majorBidi" w:hAnsiTheme="majorBidi" w:cstheme="majorBidi" w:hint="cs"/>
-                <w:b/>
-                <w:bCs/>
-                <w:sz w:val="32"/>
-                <w:szCs w:val="32"/>
-                <w:lang w:bidi="ar-SA"/>
-              </w:rPr>
-            </w:pPr>
-            <w:r>
-              <w:rPr>
-                <w:rFonts w:asciiTheme="majorBidi" w:hAnsiTheme="majorBidi" w:cstheme="majorBidi" w:hint="cs"/>
-                <w:b/>
-                <w:bCs/>
-                <w:sz w:val="32"/>
-                <w:szCs w:val="32"/>
-                <w:lang w:bidi="ar-SA"/>
-              </w:rPr>
-              <w:t>٣١٥٠٠</w:t>
+            <w:r>
+              <w:t>٣٠٠٠٠</w:t>
             </w:r>
           </w:p>
         </w:tc>
@@ -1593,26 +652,7 @@
             <w:tcW w:w="2407" w:type="dxa"/>
           </w:tcPr>
           <w:p>
-            <w:pPr>
-              <w:jc w:val="center"/>
-              <w:rPr>
-                <w:rFonts w:asciiTheme="majorBidi" w:hAnsiTheme="majorBidi" w:cstheme="majorBidi" w:hint="cs"/>
-                <w:b/>
-                <w:bCs/>
-                <w:sz w:val="32"/>
-                <w:szCs w:val="32"/>
-                <w:lang w:bidi="ar-SA"/>
-              </w:rPr>
-            </w:pPr>
-            <w:r>
-              <w:rPr>
-                <w:rFonts w:asciiTheme="majorBidi" w:hAnsiTheme="majorBidi" w:cstheme="majorBidi" w:hint="cs"/>
-                <w:b/>
-                <w:bCs/>
-                <w:sz w:val="32"/>
-                <w:szCs w:val="32"/>
-                <w:lang w:bidi="ar-SA"/>
-              </w:rPr>
+            <w:r>
               <w:t>٣٩٠٠٠</w:t>
             </w:r>
           </w:p>
@@ -2266,26 +1306,7 @@
             <w:tcW w:w="2407" w:type="dxa"/>
           </w:tcPr>
           <w:p>
-            <w:pPr>
-              <w:jc w:val="center"/>
-              <w:rPr>
-                <w:rFonts w:asciiTheme="majorBidi" w:hAnsiTheme="majorBidi" w:cstheme="majorBidi"/>
-                <w:b/>
-                <w:bCs/>
-                <w:sz w:val="32"/>
-                <w:szCs w:val="32"/>
-                <w:lang w:bidi="ar-SA"/>
-              </w:rPr>
-            </w:pPr>
-            <w:r>
-              <w:rPr>
-                <w:rFonts w:asciiTheme="majorBidi" w:hAnsiTheme="majorBidi" w:cstheme="majorBidi" w:hint="cs"/>
-                <w:b/>
-                <w:bCs/>
-                <w:sz w:val="32"/>
-                <w:szCs w:val="32"/>
-                <w:lang w:bidi="ar-SA"/>
-              </w:rPr>
+            <w:r>
               <w:t>العامرية</w:t>
             </w:r>
           </w:p>
@@ -2295,37 +1316,7 @@
             <w:tcW w:w="2407" w:type="dxa"/>
           </w:tcPr>
           <w:p>
-            <w:pPr>
-              <w:jc w:val="center"/>
-              <w:rPr>
-                <w:rFonts w:asciiTheme="majorBidi" w:hAnsiTheme="majorBidi" w:cstheme="majorBidi"/>
-                <w:b/>
-                <w:bCs/>
-                <w:sz w:val="32"/>
-                <w:szCs w:val="32"/>
-                <w:lang w:bidi="ar-SA"/>
-              </w:rPr>
-            </w:pPr>
-            <w:r>
-              <w:rPr>
-                <w:rFonts w:asciiTheme="majorBidi" w:hAnsiTheme="majorBidi" w:cstheme="majorBidi" w:hint="cs"/>
-                <w:b/>
-                <w:bCs/>
-                <w:sz w:val="32"/>
-                <w:szCs w:val="32"/>
-                <w:lang w:bidi="ar-SA"/>
-              </w:rPr>
-              <w:t xml:space="preserve"> </w:t>
-            </w:r>
-            <w:r>
-              <w:rPr>
-                <w:rFonts w:asciiTheme="majorBidi" w:hAnsiTheme="majorBidi" w:cstheme="majorBidi" w:hint="cs"/>
-                <w:b/>
-                <w:bCs/>
-                <w:sz w:val="32"/>
-                <w:szCs w:val="32"/>
-                <w:lang w:bidi="ar-SA"/>
-              </w:rPr>
+            <w:r>
               <w:t>٦٥٠٠</w:t>
             </w:r>
           </w:p>
@@ -2335,26 +1326,7 @@
             <w:tcW w:w="2407" w:type="dxa"/>
           </w:tcPr>
           <w:p>
-            <w:pPr>
-              <w:jc w:val="center"/>
-              <w:rPr>
-                <w:rFonts w:asciiTheme="majorBidi" w:hAnsiTheme="majorBidi" w:cstheme="majorBidi"/>
-                <w:b/>
-                <w:bCs/>
-                <w:sz w:val="32"/>
-                <w:szCs w:val="32"/>
-                <w:lang w:bidi="ar-SA"/>
-              </w:rPr>
-            </w:pPr>
-            <w:r>
-              <w:rPr>
-                <w:rFonts w:asciiTheme="majorBidi" w:hAnsiTheme="majorBidi" w:cstheme="majorBidi" w:hint="cs"/>
-                <w:b/>
-                <w:bCs/>
-                <w:sz w:val="32"/>
-                <w:szCs w:val="32"/>
-                <w:lang w:bidi="ar-SA"/>
-              </w:rPr>
+            <w:r>
               <w:t>٧٩٠٠</w:t>
             </w:r>
           </w:p>
@@ -2364,27 +1336,8 @@
             <w:tcW w:w="2407" w:type="dxa"/>
           </w:tcPr>
           <w:p>
-            <w:pPr>
-              <w:jc w:val="center"/>
-              <w:rPr>
-                <w:rFonts w:asciiTheme="majorBidi" w:hAnsiTheme="majorBidi" w:cstheme="majorBidi"/>
-                <w:b/>
-                <w:bCs/>
-                <w:sz w:val="32"/>
-                <w:szCs w:val="32"/>
-                <w:lang w:bidi="ar-SA"/>
-              </w:rPr>
-            </w:pPr>
-            <w:r>
-              <w:rPr>
-                <w:rFonts w:asciiTheme="majorBidi" w:hAnsiTheme="majorBidi" w:cstheme="majorBidi" w:hint="cs"/>
-                <w:b/>
-                <w:bCs/>
-                <w:sz w:val="32"/>
-                <w:szCs w:val="32"/>
-                <w:lang w:bidi="ar-SA"/>
-              </w:rPr>
-              <w:t>١١٠٠٠</w:t>
+            <w:r>
+              <w:t>١١٥٠٠</w:t>
             </w:r>
           </w:p>
         </w:tc>
@@ -2395,26 +1348,7 @@
             <w:tcW w:w="2407" w:type="dxa"/>
           </w:tcPr>
           <w:p>
-            <w:pPr>
-              <w:jc w:val="center"/>
-              <w:rPr>
-                <w:rFonts w:asciiTheme="majorBidi" w:hAnsiTheme="majorBidi" w:cstheme="majorBidi"/>
-                <w:b/>
-                <w:bCs/>
-                <w:sz w:val="32"/>
-                <w:szCs w:val="32"/>
-                <w:lang w:bidi="ar-SA"/>
-              </w:rPr>
-            </w:pPr>
-            <w:r>
-              <w:rPr>
-                <w:rFonts w:asciiTheme="majorBidi" w:hAnsiTheme="majorBidi" w:cstheme="majorBidi" w:hint="cs"/>
-                <w:b/>
-                <w:bCs/>
-                <w:sz w:val="32"/>
-                <w:szCs w:val="32"/>
-                <w:lang w:bidi="ar-SA"/>
-              </w:rPr>
+            <w:r>
               <w:t>برج العرب</w:t>
             </w:r>
           </w:p>
@@ -2424,39 +1358,9 @@
             <w:tcW w:w="2407" w:type="dxa"/>
           </w:tcPr>
           <w:p>
-            <w:pPr>
-              <w:jc w:val="center"/>
-              <w:rPr>
-                <w:rFonts w:asciiTheme="majorBidi" w:hAnsiTheme="majorBidi" w:cstheme="majorBidi"/>
-                <w:b/>
-                <w:bCs/>
-                <w:sz w:val="32"/>
-                <w:szCs w:val="32"/>
-                <w:lang w:bidi="ar-SA"/>
-              </w:rPr>
-            </w:pPr>
-            <w:r>
-              <w:rPr>
-                <w:rFonts w:asciiTheme="majorBidi" w:hAnsiTheme="majorBidi" w:cstheme="majorBidi" w:hint="cs"/>
-                <w:b/>
-                <w:bCs/>
-                <w:sz w:val="32"/>
-                <w:szCs w:val="32"/>
-                <w:lang w:bidi="ar-SA"/>
-              </w:rPr>
+            <w:r>
               <w:t>٧٥٠٠</w:t>
             </w:r>
-            <w:r>
-              <w:rPr>
-                <w:rFonts w:asciiTheme="majorBidi" w:hAnsiTheme="majorBidi" w:cstheme="majorBidi" w:hint="cs"/>
-                <w:b/>
-                <w:bCs/>
-                <w:sz w:val="32"/>
-                <w:szCs w:val="32"/>
-                <w:lang w:bidi="ar-SA"/>
-              </w:rPr>
-              <w:t xml:space="preserve"> </w:t>
-            </w:r>
           </w:p>
         </w:tc>
         <w:tc>
@@ -2464,26 +1368,7 @@
             <w:tcW w:w="2407" w:type="dxa"/>
           </w:tcPr>
           <w:p>
-            <w:pPr>
-              <w:jc w:val="center"/>
-              <w:rPr>
-                <w:rFonts w:asciiTheme="majorBidi" w:hAnsiTheme="majorBidi" w:cstheme="majorBidi"/>
-                <w:b/>
-                <w:bCs/>
-                <w:sz w:val="32"/>
-                <w:szCs w:val="32"/>
-                <w:lang w:bidi="ar-SA"/>
-              </w:rPr>
-            </w:pPr>
-            <w:r>
-              <w:rPr>
-                <w:rFonts w:asciiTheme="majorBidi" w:hAnsiTheme="majorBidi" w:cstheme="majorBidi" w:hint="cs"/>
-                <w:b/>
-                <w:bCs/>
-                <w:sz w:val="32"/>
-                <w:szCs w:val="32"/>
-                <w:lang w:bidi="ar-SA"/>
-              </w:rPr>
+            <w:r>
               <w:t>٩٥٠٠</w:t>
             </w:r>
           </w:p>
@@ -2493,27 +1378,8 @@
             <w:tcW w:w="2407" w:type="dxa"/>
           </w:tcPr>
           <w:p>
-            <w:pPr>
-              <w:jc w:val="center"/>
-              <w:rPr>
-                <w:rFonts w:asciiTheme="majorBidi" w:hAnsiTheme="majorBidi" w:cstheme="majorBidi"/>
-                <w:b/>
-                <w:bCs/>
-                <w:sz w:val="32"/>
-                <w:szCs w:val="32"/>
-                <w:lang w:bidi="ar-SA"/>
-              </w:rPr>
-            </w:pPr>
-            <w:r>
-              <w:rPr>
-                <w:rFonts w:asciiTheme="majorBidi" w:hAnsiTheme="majorBidi" w:cstheme="majorBidi" w:hint="cs"/>
-                <w:b/>
-                <w:bCs/>
-                <w:sz w:val="32"/>
-                <w:szCs w:val="32"/>
-                <w:lang w:bidi="ar-SA"/>
-              </w:rPr>
-              <w:t>١٢٥٠٠</w:t>
+            <w:r>
+              <w:t>١٢٠٠٠</w:t>
             </w:r>
           </w:p>
         </w:tc>
@@ -2524,27 +1390,8 @@
             <w:tcW w:w="2407" w:type="dxa"/>
           </w:tcPr>
           <w:p>
-            <w:pPr>
-              <w:jc w:val="center"/>
-              <w:rPr>
-                <w:rFonts w:asciiTheme="majorBidi" w:hAnsiTheme="majorBidi" w:cstheme="majorBidi"/>
-                <w:b/>
-                <w:bCs/>
-                <w:sz w:val="32"/>
-                <w:szCs w:val="32"/>
-                <w:lang w:bidi="ar-SA"/>
-              </w:rPr>
-            </w:pPr>
-            <w:r>
-              <w:rPr>
-                <w:rFonts w:asciiTheme="majorBidi" w:hAnsiTheme="majorBidi" w:cstheme="majorBidi" w:hint="cs"/>
-                <w:b/>
-                <w:bCs/>
-                <w:sz w:val="32"/>
-                <w:szCs w:val="32"/>
-                <w:lang w:bidi="ar-SA"/>
-              </w:rPr>
-              <w:t xml:space="preserve">النوبارية </w:t>
+            <w:r>
+              <w:t>النوبارية</w:t>
             </w:r>
           </w:p>
         </w:tc>
@@ -2553,26 +1400,7 @@
             <w:tcW w:w="2407" w:type="dxa"/>
           </w:tcPr>
           <w:p>
-            <w:pPr>
-              <w:jc w:val="center"/>
-              <w:rPr>
-                <w:rFonts w:asciiTheme="majorBidi" w:hAnsiTheme="majorBidi" w:cstheme="majorBidi"/>
-                <w:b/>
-                <w:bCs/>
-                <w:sz w:val="32"/>
-                <w:szCs w:val="32"/>
-                <w:lang w:bidi="ar-SA"/>
-              </w:rPr>
-            </w:pPr>
-            <w:r>
-              <w:rPr>
-                <w:rFonts w:asciiTheme="majorBidi" w:hAnsiTheme="majorBidi" w:cstheme="majorBidi" w:hint="cs"/>
-                <w:b/>
-                <w:bCs/>
-                <w:sz w:val="32"/>
-                <w:szCs w:val="32"/>
-                <w:lang w:bidi="ar-SA"/>
-              </w:rPr>
+            <w:r>
               <w:t>١٠٠٠٠</w:t>
             </w:r>
           </w:p>
@@ -2582,26 +1410,7 @@
             <w:tcW w:w="2407" w:type="dxa"/>
           </w:tcPr>
           <w:p>
-            <w:pPr>
-              <w:jc w:val="center"/>
-              <w:rPr>
-                <w:rFonts w:asciiTheme="majorBidi" w:hAnsiTheme="majorBidi" w:cstheme="majorBidi"/>
-                <w:b/>
-                <w:bCs/>
-                <w:sz w:val="32"/>
-                <w:szCs w:val="32"/>
-                <w:lang w:bidi="ar-SA"/>
-              </w:rPr>
-            </w:pPr>
-            <w:r>
-              <w:rPr>
-                <w:rFonts w:asciiTheme="majorBidi" w:hAnsiTheme="majorBidi" w:cstheme="majorBidi" w:hint="cs"/>
-                <w:b/>
-                <w:bCs/>
-                <w:sz w:val="32"/>
-                <w:szCs w:val="32"/>
-                <w:lang w:bidi="ar-SA"/>
-              </w:rPr>
+            <w:r>
               <w:t>١٢٠٠٠</w:t>
             </w:r>
           </w:p>
@@ -2611,27 +1420,8 @@
             <w:tcW w:w="2407" w:type="dxa"/>
           </w:tcPr>
           <w:p>
-            <w:pPr>
-              <w:jc w:val="center"/>
-              <w:rPr>
-                <w:rFonts w:asciiTheme="majorBidi" w:hAnsiTheme="majorBidi" w:cstheme="majorBidi"/>
-                <w:b/>
-                <w:bCs/>
-                <w:sz w:val="32"/>
-                <w:szCs w:val="32"/>
-                <w:lang w:bidi="ar-SA"/>
-              </w:rPr>
-            </w:pPr>
-            <w:r>
-              <w:rPr>
-                <w:rFonts w:asciiTheme="majorBidi" w:hAnsiTheme="majorBidi" w:cstheme="majorBidi" w:hint="cs"/>
-                <w:b/>
-                <w:bCs/>
-                <w:sz w:val="32"/>
-                <w:szCs w:val="32"/>
-                <w:lang w:bidi="ar-SA"/>
-              </w:rPr>
-              <w:t>١٥٥٠٠</w:t>
+            <w:r>
+              <w:t>١٦٠٠٠</w:t>
             </w:r>
           </w:p>
         </w:tc>
@@ -2642,26 +1432,7 @@
             <w:tcW w:w="2407" w:type="dxa"/>
           </w:tcPr>
           <w:p>
-            <w:pPr>
-              <w:jc w:val="center"/>
-              <w:rPr>
-                <w:rFonts w:asciiTheme="majorBidi" w:hAnsiTheme="majorBidi" w:cstheme="majorBidi"/>
-                <w:b/>
-                <w:bCs/>
-                <w:sz w:val="32"/>
-                <w:szCs w:val="32"/>
-                <w:lang w:bidi="ar-SA"/>
-              </w:rPr>
-            </w:pPr>
-            <w:r>
-              <w:rPr>
-                <w:rFonts w:asciiTheme="majorBidi" w:hAnsiTheme="majorBidi" w:cstheme="majorBidi" w:hint="cs"/>
-                <w:b/>
-                <w:bCs/>
-                <w:sz w:val="32"/>
-                <w:szCs w:val="32"/>
-                <w:lang w:bidi="ar-SA"/>
-              </w:rPr>
+            <w:r>
               <w:t>السادات</w:t>
             </w:r>
           </w:p>
@@ -2671,38 +1442,8 @@
             <w:tcW w:w="2407" w:type="dxa"/>
           </w:tcPr>
           <w:p>
-            <w:pPr>
-              <w:jc w:val="center"/>
-              <w:rPr>
-                <w:rFonts w:asciiTheme="majorBidi" w:hAnsiTheme="majorBidi" w:cstheme="majorBidi"/>
-                <w:b/>
-                <w:bCs/>
-                <w:sz w:val="32"/>
-                <w:szCs w:val="32"/>
-                <w:lang w:bidi="ar-SA"/>
-              </w:rPr>
-            </w:pPr>
-            <w:r>
-              <w:rPr>
-                <w:rFonts w:asciiTheme="majorBidi" w:hAnsiTheme="majorBidi" w:cstheme="majorBidi" w:hint="cs"/>
-                <w:b/>
-                <w:bCs/>
-                <w:sz w:val="32"/>
-                <w:szCs w:val="32"/>
-                <w:lang w:bidi="ar-SA"/>
-              </w:rPr>
-              <w:t xml:space="preserve"> </w:t>
-            </w:r>
-            <w:r>
-              <w:rPr>
-                <w:rFonts w:asciiTheme="majorBidi" w:hAnsiTheme="majorBidi" w:cstheme="majorBidi" w:hint="cs"/>
-                <w:b/>
-                <w:bCs/>
-                <w:sz w:val="32"/>
-                <w:szCs w:val="32"/>
-                <w:lang w:bidi="ar-SA"/>
-              </w:rPr>
-              <w:t>١١٠٠٠</w:t>
+            <w:r>
+              <w:t>١١٥٠٠</w:t>
             </w:r>
           </w:p>
         </w:tc>
@@ -2711,26 +1452,7 @@
             <w:tcW w:w="2407" w:type="dxa"/>
           </w:tcPr>
           <w:p>
-            <w:pPr>
-              <w:jc w:val="center"/>
-              <w:rPr>
-                <w:rFonts w:asciiTheme="majorBidi" w:hAnsiTheme="majorBidi" w:cstheme="majorBidi"/>
-                <w:b/>
-                <w:bCs/>
-                <w:sz w:val="32"/>
-                <w:szCs w:val="32"/>
-                <w:lang w:bidi="ar-SA"/>
-              </w:rPr>
-            </w:pPr>
-            <w:r>
-              <w:rPr>
-                <w:rFonts w:asciiTheme="majorBidi" w:hAnsiTheme="majorBidi" w:cstheme="majorBidi" w:hint="cs"/>
-                <w:b/>
-                <w:bCs/>
-                <w:sz w:val="32"/>
-                <w:szCs w:val="32"/>
-                <w:lang w:bidi="ar-SA"/>
-              </w:rPr>
+            <w:r>
               <w:t>١٣٨٠٠</w:t>
             </w:r>
           </w:p>
@@ -2740,27 +1462,8 @@
             <w:tcW w:w="2407" w:type="dxa"/>
           </w:tcPr>
           <w:p>
-            <w:pPr>
-              <w:jc w:val="center"/>
-              <w:rPr>
-                <w:rFonts w:asciiTheme="majorBidi" w:hAnsiTheme="majorBidi" w:cstheme="majorBidi"/>
-                <w:b/>
-                <w:bCs/>
-                <w:sz w:val="32"/>
-                <w:szCs w:val="32"/>
-                <w:lang w:bidi="ar-SA"/>
-              </w:rPr>
-            </w:pPr>
-            <w:r>
-              <w:rPr>
-                <w:rFonts w:asciiTheme="majorBidi" w:hAnsiTheme="majorBidi" w:cstheme="majorBidi" w:hint="cs"/>
-                <w:b/>
-                <w:bCs/>
-                <w:sz w:val="32"/>
-                <w:szCs w:val="32"/>
-                <w:lang w:bidi="ar-SA"/>
-              </w:rPr>
-              <w:t>١٨٠٠٠</w:t>
+            <w:r>
+              <w:t>١٧٥٠٠</w:t>
             </w:r>
           </w:p>
         </w:tc>
@@ -2771,95 +1474,8 @@
             <w:tcW w:w="2407" w:type="dxa"/>
           </w:tcPr>
           <w:p>
-            <w:pPr>
-              <w:jc w:val="center"/>
-              <w:rPr>
-                <w:rFonts w:asciiTheme="majorBidi" w:hAnsiTheme="majorBidi" w:cstheme="majorBidi"/>
-                <w:b/>
-                <w:bCs/>
-                <w:sz w:val="32"/>
-                <w:szCs w:val="32"/>
-                <w:lang w:bidi="ar-SA"/>
-              </w:rPr>
-            </w:pPr>
-            <w:r>
-              <w:rPr>
-                <w:rFonts w:asciiTheme="majorBidi" w:hAnsiTheme="majorBidi" w:cstheme="majorBidi" w:hint="cs"/>
-                <w:b/>
-                <w:bCs/>
-                <w:sz w:val="32"/>
-                <w:szCs w:val="32"/>
-                <w:lang w:bidi="ar-SA"/>
-              </w:rPr>
-              <w:t xml:space="preserve">قليوب </w:t>
-            </w:r>
-            <w:r>
-              <w:rPr>
-                <w:rFonts w:asciiTheme="majorBidi" w:hAnsiTheme="majorBidi" w:cstheme="majorBidi"/>
-                <w:b/>
-                <w:bCs/>
-                <w:sz w:val="32"/>
-                <w:szCs w:val="32"/>
-                <w:lang w:bidi="ar-SA"/>
-              </w:rPr>
-              <w:t>–</w:t>
-            </w:r>
-            <w:r>
-              <w:rPr>
-                <w:rFonts w:asciiTheme="majorBidi" w:hAnsiTheme="majorBidi" w:cstheme="majorBidi" w:hint="cs"/>
-                <w:b/>
-                <w:bCs/>
-                <w:sz w:val="32"/>
-                <w:szCs w:val="32"/>
-                <w:lang w:bidi="ar-SA"/>
-              </w:rPr>
-              <w:t xml:space="preserve"> أبو </w:t>
-            </w:r>
-            <w:proofErr w:type="spellStart"/>
-            <w:r>
-              <w:rPr>
-                <w:rFonts w:asciiTheme="majorBidi" w:hAnsiTheme="majorBidi" w:cstheme="majorBidi" w:hint="cs"/>
-                <w:b/>
-                <w:bCs/>
-                <w:sz w:val="32"/>
-                <w:szCs w:val="32"/>
-                <w:lang w:bidi="ar-SA"/>
-              </w:rPr>
-              <w:t>رواش</w:t>
-            </w:r>
-            <w:proofErr w:type="spellEnd"/>
-            <w:r>
-              <w:rPr>
-                <w:rFonts w:asciiTheme="majorBidi" w:hAnsiTheme="majorBidi" w:cstheme="majorBidi" w:hint="cs"/>
-                <w:b/>
-                <w:bCs/>
-                <w:sz w:val="32"/>
-                <w:szCs w:val="32"/>
-                <w:lang w:bidi="ar-SA"/>
-              </w:rPr>
-              <w:t xml:space="preserve"> </w:t>
-            </w:r>
-            <w:r>
-              <w:rPr>
-                <w:rFonts w:asciiTheme="majorBidi" w:hAnsiTheme="majorBidi" w:cstheme="majorBidi"/>
-                <w:b/>
-                <w:bCs/>
-                <w:sz w:val="32"/>
-                <w:szCs w:val="32"/>
-                <w:lang w:bidi="ar-SA"/>
-              </w:rPr>
-              <w:t>–</w:t>
-            </w:r>
-            <w:r>
-              <w:rPr>
-                <w:rFonts w:asciiTheme="majorBidi" w:hAnsiTheme="majorBidi" w:cstheme="majorBidi" w:hint="cs"/>
-                <w:b/>
-                <w:bCs/>
-                <w:sz w:val="32"/>
-                <w:szCs w:val="32"/>
-                <w:lang w:bidi="ar-SA"/>
-              </w:rPr>
-              <w:t xml:space="preserve"> أكتوبر</w:t>
+            <w:r>
+              <w:t>قليوب – أبو رواش – أكتوبر</w:t>
             </w:r>
           </w:p>
         </w:tc>
@@ -2868,38 +1484,8 @@
             <w:tcW w:w="2407" w:type="dxa"/>
           </w:tcPr>
           <w:p>
-            <w:pPr>
-              <w:jc w:val="center"/>
-              <w:rPr>
-                <w:rFonts w:asciiTheme="majorBidi" w:hAnsiTheme="majorBidi" w:cstheme="majorBidi"/>
-                <w:b/>
-                <w:bCs/>
-                <w:sz w:val="32"/>
-                <w:szCs w:val="32"/>
-                <w:lang w:bidi="ar-SA"/>
-              </w:rPr>
-            </w:pPr>
-            <w:r>
-              <w:rPr>
-                <w:rFonts w:asciiTheme="majorBidi" w:hAnsiTheme="majorBidi" w:cstheme="majorBidi" w:hint="cs"/>
-                <w:b/>
-                <w:bCs/>
-                <w:sz w:val="32"/>
-                <w:szCs w:val="32"/>
-                <w:lang w:bidi="ar-SA"/>
-              </w:rPr>
-              <w:t xml:space="preserve"> </w:t>
-            </w:r>
-            <w:r>
-              <w:rPr>
-                <w:rFonts w:asciiTheme="majorBidi" w:hAnsiTheme="majorBidi" w:cstheme="majorBidi" w:hint="cs"/>
-                <w:b/>
-                <w:bCs/>
-                <w:sz w:val="32"/>
-                <w:szCs w:val="32"/>
-                <w:lang w:bidi="ar-SA"/>
-              </w:rPr>
-              <w:t>١٢٠٠٠</w:t>
+            <w:r>
+              <w:t>١٢٥٠٠</w:t>
             </w:r>
           </w:p>
         </w:tc>
@@ -2908,27 +1494,8 @@
             <w:tcW w:w="2407" w:type="dxa"/>
           </w:tcPr>
           <w:p>
-            <w:pPr>
-              <w:jc w:val="center"/>
-              <w:rPr>
-                <w:rFonts w:asciiTheme="majorBidi" w:hAnsiTheme="majorBidi" w:cstheme="majorBidi"/>
-                <w:b/>
-                <w:bCs/>
-                <w:sz w:val="32"/>
-                <w:szCs w:val="32"/>
-                <w:lang w:bidi="ar-SA"/>
-              </w:rPr>
-            </w:pPr>
-            <w:r>
-              <w:rPr>
-                <w:rFonts w:asciiTheme="majorBidi" w:hAnsiTheme="majorBidi" w:cstheme="majorBidi" w:hint="cs"/>
-                <w:b/>
-                <w:bCs/>
-                <w:sz w:val="32"/>
-                <w:szCs w:val="32"/>
-                <w:lang w:bidi="ar-SA"/>
-              </w:rPr>
-              <w:t>١٤٩٠٠</w:t>
+            <w:r>
+              <w:t>١٥٠٠٠</w:t>
             </w:r>
           </w:p>
         </w:tc>
@@ -2937,26 +1504,7 @@
             <w:tcW w:w="2407" w:type="dxa"/>
           </w:tcPr>
           <w:p>
-            <w:pPr>
-              <w:jc w:val="center"/>
-              <w:rPr>
-                <w:rFonts w:asciiTheme="majorBidi" w:hAnsiTheme="majorBidi" w:cstheme="majorBidi"/>
-                <w:b/>
-                <w:bCs/>
-                <w:sz w:val="32"/>
-                <w:szCs w:val="32"/>
-                <w:lang w:bidi="ar-SA"/>
-              </w:rPr>
-            </w:pPr>
-            <w:r>
-              <w:rPr>
-                <w:rFonts w:asciiTheme="majorBidi" w:hAnsiTheme="majorBidi" w:cstheme="majorBidi" w:hint="cs"/>
-                <w:b/>
-                <w:bCs/>
-                <w:sz w:val="32"/>
-                <w:szCs w:val="32"/>
-                <w:lang w:bidi="ar-SA"/>
-              </w:rPr>
+            <w:r>
               <w:t>٢٠٠٠٠</w:t>
             </w:r>
           </w:p>
@@ -2968,71 +1516,8 @@
             <w:tcW w:w="2407" w:type="dxa"/>
           </w:tcPr>
           <w:p>
-            <w:pPr>
-              <w:jc w:val="center"/>
-              <w:rPr>
-                <w:rFonts w:asciiTheme="majorBidi" w:hAnsiTheme="majorBidi" w:cstheme="majorBidi"/>
-                <w:b/>
-                <w:bCs/>
-                <w:sz w:val="32"/>
-                <w:szCs w:val="32"/>
-                <w:lang w:bidi="ar-SA"/>
-              </w:rPr>
-            </w:pPr>
-            <w:r>
-              <w:rPr>
-                <w:rFonts w:asciiTheme="majorBidi" w:hAnsiTheme="majorBidi" w:cstheme="majorBidi" w:hint="cs"/>
-                <w:b/>
-                <w:bCs/>
-                <w:sz w:val="32"/>
-                <w:szCs w:val="32"/>
-                <w:lang w:bidi="ar-SA"/>
-              </w:rPr>
-              <w:t xml:space="preserve">العاشر </w:t>
-            </w:r>
-            <w:r>
-              <w:rPr>
-                <w:rFonts w:asciiTheme="majorBidi" w:hAnsiTheme="majorBidi" w:cstheme="majorBidi"/>
-                <w:b/>
-                <w:bCs/>
-                <w:sz w:val="32"/>
-                <w:szCs w:val="32"/>
-                <w:lang w:bidi="ar-SA"/>
-              </w:rPr>
-              <w:t>–</w:t>
-            </w:r>
-            <w:r>
-              <w:rPr>
-                <w:rFonts w:asciiTheme="majorBidi" w:hAnsiTheme="majorBidi" w:cstheme="majorBidi" w:hint="cs"/>
-                <w:b/>
-                <w:bCs/>
-                <w:sz w:val="32"/>
-                <w:szCs w:val="32"/>
-                <w:lang w:bidi="ar-SA"/>
-              </w:rPr>
-              <w:t xml:space="preserve"> العبور </w:t>
-            </w:r>
-            <w:r>
-              <w:rPr>
-                <w:rFonts w:asciiTheme="majorBidi" w:hAnsiTheme="majorBidi" w:cstheme="majorBidi"/>
-                <w:b/>
-                <w:bCs/>
-                <w:sz w:val="32"/>
-                <w:szCs w:val="32"/>
-                <w:lang w:bidi="ar-SA"/>
-              </w:rPr>
-              <w:t>–</w:t>
-            </w:r>
-            <w:r>
-              <w:rPr>
-                <w:rFonts w:asciiTheme="majorBidi" w:hAnsiTheme="majorBidi" w:cstheme="majorBidi" w:hint="cs"/>
-                <w:b/>
-                <w:bCs/>
-                <w:sz w:val="32"/>
-                <w:szCs w:val="32"/>
-                <w:lang w:bidi="ar-SA"/>
-              </w:rPr>
-              <w:t xml:space="preserve"> مدينة نصر</w:t>
+            <w:r>
+              <w:t>العاشر – العبور – مدينة نصر</w:t>
             </w:r>
           </w:p>
         </w:tc>
@@ -3041,38 +1526,8 @@
             <w:tcW w:w="2407" w:type="dxa"/>
           </w:tcPr>
           <w:p>
-            <w:pPr>
-              <w:jc w:val="center"/>
-              <w:rPr>
-                <w:rFonts w:asciiTheme="majorBidi" w:hAnsiTheme="majorBidi" w:cstheme="majorBidi"/>
-                <w:b/>
-                <w:bCs/>
-                <w:sz w:val="32"/>
-                <w:szCs w:val="32"/>
-                <w:lang w:bidi="ar-SA"/>
-              </w:rPr>
-            </w:pPr>
-            <w:r>
-              <w:rPr>
-                <w:rFonts w:asciiTheme="majorBidi" w:hAnsiTheme="majorBidi" w:cstheme="majorBidi" w:hint="cs"/>
-                <w:b/>
-                <w:bCs/>
-                <w:sz w:val="32"/>
-                <w:szCs w:val="32"/>
-                <w:lang w:bidi="ar-SA"/>
-              </w:rPr>
-              <w:t xml:space="preserve"> </w:t>
-            </w:r>
-            <w:r>
-              <w:rPr>
-                <w:rFonts w:asciiTheme="majorBidi" w:hAnsiTheme="majorBidi" w:cstheme="majorBidi" w:hint="cs"/>
-                <w:b/>
-                <w:bCs/>
-                <w:sz w:val="32"/>
-                <w:szCs w:val="32"/>
-                <w:lang w:bidi="ar-SA"/>
-              </w:rPr>
-              <w:t>١٣٥٠٠</w:t>
+            <w:r>
+              <w:t>١٤٠٠٠</w:t>
             </w:r>
           </w:p>
         </w:tc>
@@ -3081,27 +1536,8 @@
             <w:tcW w:w="2407" w:type="dxa"/>
           </w:tcPr>
           <w:p>
-            <w:pPr>
-              <w:jc w:val="center"/>
-              <w:rPr>
-                <w:rFonts w:asciiTheme="majorBidi" w:hAnsiTheme="majorBidi" w:cstheme="majorBidi"/>
-                <w:b/>
-                <w:bCs/>
-                <w:sz w:val="32"/>
-                <w:szCs w:val="32"/>
-                <w:lang w:bidi="ar-SA"/>
-              </w:rPr>
-            </w:pPr>
-            <w:r>
-              <w:rPr>
-                <w:rFonts w:asciiTheme="majorBidi" w:hAnsiTheme="majorBidi" w:cstheme="majorBidi" w:hint="cs"/>
-                <w:b/>
-                <w:bCs/>
-                <w:sz w:val="32"/>
-                <w:szCs w:val="32"/>
-                <w:lang w:bidi="ar-SA"/>
-              </w:rPr>
-              <w:t>١٧٠٠٠</w:t>
+            <w:r>
+              <w:t>١٦٨٠٠</w:t>
             </w:r>
           </w:p>
         </w:tc>
@@ -3110,26 +1546,7 @@
             <w:tcW w:w="2407" w:type="dxa"/>
           </w:tcPr>
           <w:p>
-            <w:pPr>
-              <w:jc w:val="center"/>
-              <w:rPr>
-                <w:rFonts w:asciiTheme="majorBidi" w:hAnsiTheme="majorBidi" w:cstheme="majorBidi"/>
-                <w:b/>
-                <w:bCs/>
-                <w:sz w:val="32"/>
-                <w:szCs w:val="32"/>
-                <w:lang w:bidi="ar-SA"/>
-              </w:rPr>
-            </w:pPr>
-            <w:r>
-              <w:rPr>
-                <w:rFonts w:asciiTheme="majorBidi" w:hAnsiTheme="majorBidi" w:cstheme="majorBidi" w:hint="cs"/>
-                <w:b/>
-                <w:bCs/>
-                <w:sz w:val="32"/>
-                <w:szCs w:val="32"/>
-                <w:lang w:bidi="ar-SA"/>
-              </w:rPr>
+            <w:r>
               <w:t>٢٢٠٠٠</w:t>
             </w:r>
           </w:p>
@@ -3141,26 +1558,7 @@
             <w:tcW w:w="2407" w:type="dxa"/>
           </w:tcPr>
           <w:p>
-            <w:pPr>
-              <w:jc w:val="center"/>
-              <w:rPr>
-                <w:rFonts w:asciiTheme="majorBidi" w:hAnsiTheme="majorBidi" w:cstheme="majorBidi"/>
-                <w:b/>
-                <w:bCs/>
-                <w:sz w:val="32"/>
-                <w:szCs w:val="32"/>
-                <w:lang w:bidi="ar-SA"/>
-              </w:rPr>
-            </w:pPr>
-            <w:r>
-              <w:rPr>
-                <w:rFonts w:asciiTheme="majorBidi" w:hAnsiTheme="majorBidi" w:cstheme="majorBidi" w:hint="cs"/>
-                <w:b/>
-                <w:bCs/>
-                <w:sz w:val="32"/>
-                <w:szCs w:val="32"/>
-                <w:lang w:bidi="ar-SA"/>
-              </w:rPr>
+            <w:r>
               <w:t>العاصمة الإدارية</w:t>
             </w:r>
           </w:p>
@@ -3170,38 +1568,8 @@
             <w:tcW w:w="2407" w:type="dxa"/>
           </w:tcPr>
           <w:p>
-            <w:pPr>
-              <w:jc w:val="center"/>
-              <w:rPr>
-                <w:rFonts w:asciiTheme="majorBidi" w:hAnsiTheme="majorBidi" w:cstheme="majorBidi"/>
-                <w:b/>
-                <w:bCs/>
-                <w:sz w:val="32"/>
-                <w:szCs w:val="32"/>
-                <w:lang w:bidi="ar-SA"/>
-              </w:rPr>
-            </w:pPr>
-            <w:r>
-              <w:rPr>
-                <w:rFonts w:asciiTheme="majorBidi" w:hAnsiTheme="majorBidi" w:cstheme="majorBidi" w:hint="cs"/>
-                <w:b/>
-                <w:bCs/>
-                <w:sz w:val="32"/>
-                <w:szCs w:val="32"/>
-                <w:lang w:bidi="ar-SA"/>
-              </w:rPr>
-              <w:t>١٤٣٠٠</w:t>
-            </w:r>
-            <w:r>
-              <w:rPr>
-                <w:rFonts w:asciiTheme="majorBidi" w:hAnsiTheme="majorBidi" w:cstheme="majorBidi" w:hint="cs"/>
-                <w:b/>
-                <w:bCs/>
-                <w:sz w:val="32"/>
-                <w:szCs w:val="32"/>
-                <w:lang w:bidi="ar-SA"/>
-              </w:rPr>
-              <w:t xml:space="preserve"> </w:t>
+            <w:r>
+              <w:t>١٤٥٠٠</w:t>
             </w:r>
           </w:p>
         </w:tc>
@@ -3210,27 +1578,8 @@
             <w:tcW w:w="2407" w:type="dxa"/>
           </w:tcPr>
           <w:p>
-            <w:pPr>
-              <w:jc w:val="center"/>
-              <w:rPr>
-                <w:rFonts w:asciiTheme="majorBidi" w:hAnsiTheme="majorBidi" w:cstheme="majorBidi"/>
-                <w:b/>
-                <w:bCs/>
-                <w:sz w:val="32"/>
-                <w:szCs w:val="32"/>
-                <w:lang w:bidi="ar-SA"/>
-              </w:rPr>
-            </w:pPr>
-            <w:r>
-              <w:rPr>
-                <w:rFonts w:asciiTheme="majorBidi" w:hAnsiTheme="majorBidi" w:cstheme="majorBidi" w:hint="cs"/>
-                <w:b/>
-                <w:bCs/>
-                <w:sz w:val="32"/>
-                <w:szCs w:val="32"/>
-                <w:lang w:bidi="ar-SA"/>
-              </w:rPr>
-              <w:t>١٧٨٠٠</w:t>
+            <w:r>
+              <w:t>١٧٥٠٠</w:t>
             </w:r>
           </w:p>
         </w:tc>
@@ -3239,26 +1588,7 @@
             <w:tcW w:w="2407" w:type="dxa"/>
           </w:tcPr>
           <w:p>
-            <w:pPr>
-              <w:jc w:val="center"/>
-              <w:rPr>
-                <w:rFonts w:asciiTheme="majorBidi" w:hAnsiTheme="majorBidi" w:cstheme="majorBidi"/>
-                <w:b/>
-                <w:bCs/>
-                <w:sz w:val="32"/>
-                <w:szCs w:val="32"/>
-                <w:lang w:bidi="ar-SA"/>
-              </w:rPr>
-            </w:pPr>
-            <w:r>
-              <w:rPr>
-                <w:rFonts w:asciiTheme="majorBidi" w:hAnsiTheme="majorBidi" w:cstheme="majorBidi" w:hint="cs"/>
-                <w:b/>
-                <w:bCs/>
-                <w:sz w:val="32"/>
-                <w:szCs w:val="32"/>
-                <w:lang w:bidi="ar-SA"/>
-              </w:rPr>
+            <w:r>
               <w:t>٢٣٠٠٠</w:t>
             </w:r>
           </w:p>
@@ -3270,71 +1600,8 @@
             <w:tcW w:w="2407" w:type="dxa"/>
           </w:tcPr>
           <w:p>
-            <w:pPr>
-              <w:jc w:val="center"/>
-              <w:rPr>
-                <w:rFonts w:asciiTheme="majorBidi" w:hAnsiTheme="majorBidi" w:cstheme="majorBidi" w:hint="cs"/>
-                <w:b/>
-                <w:bCs/>
-                <w:sz w:val="32"/>
-                <w:szCs w:val="32"/>
-                <w:lang w:bidi="ar-SA"/>
-              </w:rPr>
-            </w:pPr>
-            <w:r>
-              <w:rPr>
-                <w:rFonts w:asciiTheme="majorBidi" w:hAnsiTheme="majorBidi" w:cstheme="majorBidi" w:hint="cs"/>
-                <w:b/>
-                <w:bCs/>
-                <w:sz w:val="32"/>
-                <w:szCs w:val="32"/>
-                <w:lang w:bidi="ar-SA"/>
-              </w:rPr>
-              <w:t xml:space="preserve">الإسماعيلية </w:t>
-            </w:r>
-            <w:r>
-              <w:rPr>
-                <w:rFonts w:asciiTheme="majorBidi" w:hAnsiTheme="majorBidi" w:cstheme="majorBidi"/>
-                <w:b/>
-                <w:bCs/>
-                <w:sz w:val="32"/>
-                <w:szCs w:val="32"/>
-                <w:lang w:bidi="ar-SA"/>
-              </w:rPr>
-              <w:t>–</w:t>
-            </w:r>
-            <w:r>
-              <w:rPr>
-                <w:rFonts w:asciiTheme="majorBidi" w:hAnsiTheme="majorBidi" w:cstheme="majorBidi" w:hint="cs"/>
-                <w:b/>
-                <w:bCs/>
-                <w:sz w:val="32"/>
-                <w:szCs w:val="32"/>
-                <w:lang w:bidi="ar-SA"/>
-              </w:rPr>
-              <w:t xml:space="preserve"> الصالحية </w:t>
-            </w:r>
-            <w:r>
-              <w:rPr>
-                <w:rFonts w:asciiTheme="majorBidi" w:hAnsiTheme="majorBidi" w:cstheme="majorBidi"/>
-                <w:b/>
-                <w:bCs/>
-                <w:sz w:val="32"/>
-                <w:szCs w:val="32"/>
-                <w:lang w:bidi="ar-SA"/>
-              </w:rPr>
-              <w:t>–</w:t>
-            </w:r>
-            <w:r>
-              <w:rPr>
-                <w:rFonts w:asciiTheme="majorBidi" w:hAnsiTheme="majorBidi" w:cstheme="majorBidi" w:hint="cs"/>
-                <w:b/>
-                <w:bCs/>
-                <w:sz w:val="32"/>
-                <w:szCs w:val="32"/>
-                <w:lang w:bidi="ar-SA"/>
-              </w:rPr>
-              <w:t xml:space="preserve"> الفيوم</w:t>
+            <w:r>
+              <w:t>الإسماعيلية – الصالحية – الفيوم</w:t>
             </w:r>
           </w:p>
         </w:tc>
@@ -3343,37 +1610,7 @@
             <w:tcW w:w="2407" w:type="dxa"/>
           </w:tcPr>
           <w:p>
-            <w:pPr>
-              <w:jc w:val="center"/>
-              <w:rPr>
-                <w:rFonts w:asciiTheme="majorBidi" w:hAnsiTheme="majorBidi" w:cstheme="majorBidi" w:hint="cs"/>
-                <w:b/>
-                <w:bCs/>
-                <w:sz w:val="32"/>
-                <w:szCs w:val="32"/>
-                <w:lang w:bidi="ar-SA"/>
-              </w:rPr>
-            </w:pPr>
-            <w:r>
-              <w:rPr>
-                <w:rFonts w:asciiTheme="majorBidi" w:hAnsiTheme="majorBidi" w:cstheme="majorBidi" w:hint="cs"/>
-                <w:b/>
-                <w:bCs/>
-                <w:sz w:val="32"/>
-                <w:szCs w:val="32"/>
-                <w:lang w:bidi="ar-SA"/>
-              </w:rPr>
-              <w:t xml:space="preserve"> </w:t>
-            </w:r>
-            <w:r>
-              <w:rPr>
-                <w:rFonts w:asciiTheme="majorBidi" w:hAnsiTheme="majorBidi" w:cstheme="majorBidi" w:hint="cs"/>
-                <w:b/>
-                <w:bCs/>
-                <w:sz w:val="32"/>
-                <w:szCs w:val="32"/>
-                <w:lang w:bidi="ar-SA"/>
-              </w:rPr>
+            <w:r>
               <w:t>١٦٠٠٠</w:t>
             </w:r>
           </w:p>
@@ -3383,26 +1620,7 @@
             <w:tcW w:w="2407" w:type="dxa"/>
           </w:tcPr>
           <w:p>
-            <w:pPr>
-              <w:jc w:val="center"/>
-              <w:rPr>
-                <w:rFonts w:asciiTheme="majorBidi" w:hAnsiTheme="majorBidi" w:cstheme="majorBidi" w:hint="cs"/>
-                <w:b/>
-                <w:bCs/>
-                <w:sz w:val="32"/>
-                <w:szCs w:val="32"/>
-                <w:lang w:bidi="ar-SA"/>
-              </w:rPr>
-            </w:pPr>
-            <w:r>
-              <w:rPr>
-                <w:rFonts w:asciiTheme="majorBidi" w:hAnsiTheme="majorBidi" w:cstheme="majorBidi" w:hint="cs"/>
-                <w:b/>
-                <w:bCs/>
-                <w:sz w:val="32"/>
-                <w:szCs w:val="32"/>
-                <w:lang w:bidi="ar-SA"/>
-              </w:rPr>
+            <w:r>
               <w:t>١٩٨٠٠</w:t>
             </w:r>
           </w:p>
@@ -3412,27 +1630,8 @@
             <w:tcW w:w="2407" w:type="dxa"/>
           </w:tcPr>
           <w:p>
-            <w:pPr>
-              <w:jc w:val="center"/>
-              <w:rPr>
-                <w:rFonts w:asciiTheme="majorBidi" w:hAnsiTheme="majorBidi" w:cstheme="majorBidi" w:hint="cs"/>
-                <w:b/>
-                <w:bCs/>
-                <w:sz w:val="32"/>
-                <w:szCs w:val="32"/>
-                <w:lang w:bidi="ar-SA"/>
-              </w:rPr>
-            </w:pPr>
-            <w:r>
-              <w:rPr>
-                <w:rFonts w:asciiTheme="majorBidi" w:hAnsiTheme="majorBidi" w:cstheme="majorBidi" w:hint="cs"/>
-                <w:b/>
-                <w:bCs/>
-                <w:sz w:val="32"/>
-                <w:szCs w:val="32"/>
-                <w:lang w:bidi="ar-SA"/>
-              </w:rPr>
-              <w:t>٢٥٠٠٠</w:t>
+            <w:r>
+              <w:t>٢٤٥٠٠</w:t>
             </w:r>
           </w:p>
         </w:tc>
@@ -3446,71 +1645,8 @@
             <w:tcW w:w="2407" w:type="dxa"/>
           </w:tcPr>
           <w:p>
-            <w:pPr>
-              <w:jc w:val="center"/>
-              <w:rPr>
-                <w:rFonts w:asciiTheme="majorBidi" w:hAnsiTheme="majorBidi" w:cstheme="majorBidi" w:hint="cs"/>
-                <w:b/>
-                <w:bCs/>
-                <w:sz w:val="32"/>
-                <w:szCs w:val="32"/>
-                <w:lang w:bidi="ar-SA"/>
-              </w:rPr>
-            </w:pPr>
-            <w:r>
-              <w:rPr>
-                <w:rFonts w:asciiTheme="majorBidi" w:hAnsiTheme="majorBidi" w:cstheme="majorBidi" w:hint="cs"/>
-                <w:b/>
-                <w:bCs/>
-                <w:sz w:val="32"/>
-                <w:szCs w:val="32"/>
-                <w:lang w:bidi="ar-SA"/>
-              </w:rPr>
-              <w:t xml:space="preserve">بني سويف </w:t>
-            </w:r>
-            <w:r>
-              <w:rPr>
-                <w:rFonts w:asciiTheme="majorBidi" w:hAnsiTheme="majorBidi" w:cstheme="majorBidi"/>
-                <w:b/>
-                <w:bCs/>
-                <w:sz w:val="32"/>
-                <w:szCs w:val="32"/>
-                <w:lang w:bidi="ar-SA"/>
-              </w:rPr>
-              <w:t>–</w:t>
-            </w:r>
-            <w:r>
-              <w:rPr>
-                <w:rFonts w:asciiTheme="majorBidi" w:hAnsiTheme="majorBidi" w:cstheme="majorBidi" w:hint="cs"/>
-                <w:b/>
-                <w:bCs/>
-                <w:sz w:val="32"/>
-                <w:szCs w:val="32"/>
-                <w:lang w:bidi="ar-SA"/>
-              </w:rPr>
-              <w:t xml:space="preserve"> السويس </w:t>
-            </w:r>
-            <w:r>
-              <w:rPr>
-                <w:rFonts w:asciiTheme="majorBidi" w:hAnsiTheme="majorBidi" w:cstheme="majorBidi"/>
-                <w:b/>
-                <w:bCs/>
-                <w:sz w:val="32"/>
-                <w:szCs w:val="32"/>
-                <w:lang w:bidi="ar-SA"/>
-              </w:rPr>
-              <w:t>–</w:t>
-            </w:r>
-            <w:r>
-              <w:rPr>
-                <w:rFonts w:asciiTheme="majorBidi" w:hAnsiTheme="majorBidi" w:cstheme="majorBidi" w:hint="cs"/>
-                <w:b/>
-                <w:bCs/>
-                <w:sz w:val="32"/>
-                <w:szCs w:val="32"/>
-                <w:lang w:bidi="ar-SA"/>
-              </w:rPr>
-              <w:t xml:space="preserve"> السخنة</w:t>
+            <w:r>
+              <w:t>بني سويف – السويس – السخنة</w:t>
             </w:r>
           </w:p>
         </w:tc>
@@ -3519,37 +1655,7 @@
             <w:tcW w:w="2407" w:type="dxa"/>
           </w:tcPr>
           <w:p>
-            <w:pPr>
-              <w:jc w:val="center"/>
-              <w:rPr>
-                <w:rFonts w:asciiTheme="majorBidi" w:hAnsiTheme="majorBidi" w:cstheme="majorBidi" w:hint="cs"/>
-                <w:b/>
-                <w:bCs/>
-                <w:sz w:val="32"/>
-                <w:szCs w:val="32"/>
-                <w:lang w:bidi="ar-SA"/>
-              </w:rPr>
-            </w:pPr>
-            <w:r>
-              <w:rPr>
-                <w:rFonts w:asciiTheme="majorBidi" w:hAnsiTheme="majorBidi" w:cstheme="majorBidi" w:hint="cs"/>
-                <w:b/>
-                <w:bCs/>
-                <w:sz w:val="32"/>
-                <w:szCs w:val="32"/>
-                <w:lang w:bidi="ar-SA"/>
-              </w:rPr>
-              <w:t xml:space="preserve"> </w:t>
-            </w:r>
-            <w:r>
-              <w:rPr>
-                <w:rFonts w:asciiTheme="majorBidi" w:hAnsiTheme="majorBidi" w:cstheme="majorBidi" w:hint="cs"/>
-                <w:b/>
-                <w:bCs/>
-                <w:sz w:val="32"/>
-                <w:szCs w:val="32"/>
-                <w:lang w:bidi="ar-SA"/>
-              </w:rPr>
+            <w:r>
               <w:t>١٧٥٠٠</w:t>
             </w:r>
           </w:p>
@@ -3559,26 +1665,7 @@
             <w:tcW w:w="2407" w:type="dxa"/>
           </w:tcPr>
           <w:p>
-            <w:pPr>
-              <w:jc w:val="center"/>
-              <w:rPr>
-                <w:rFonts w:asciiTheme="majorBidi" w:hAnsiTheme="majorBidi" w:cstheme="majorBidi" w:hint="cs"/>
-                <w:b/>
-                <w:bCs/>
-                <w:sz w:val="32"/>
-                <w:szCs w:val="32"/>
-                <w:lang w:bidi="ar-SA"/>
-              </w:rPr>
-            </w:pPr>
-            <w:r>
-              <w:rPr>
-                <w:rFonts w:asciiTheme="majorBidi" w:hAnsiTheme="majorBidi" w:cstheme="majorBidi" w:hint="cs"/>
-                <w:b/>
-                <w:bCs/>
-                <w:sz w:val="32"/>
-                <w:szCs w:val="32"/>
-                <w:lang w:bidi="ar-SA"/>
-              </w:rPr>
+            <w:r>
               <w:t>٢١٥٠٠</w:t>
             </w:r>
           </w:p>
@@ -3588,26 +1675,7 @@
             <w:tcW w:w="2407" w:type="dxa"/>
           </w:tcPr>
           <w:p>
-            <w:pPr>
-              <w:jc w:val="center"/>
-              <w:rPr>
-                <w:rFonts w:asciiTheme="majorBidi" w:hAnsiTheme="majorBidi" w:cstheme="majorBidi" w:hint="cs"/>
-                <w:b/>
-                <w:bCs/>
-                <w:sz w:val="32"/>
-                <w:szCs w:val="32"/>
-                <w:lang w:bidi="ar-SA"/>
-              </w:rPr>
-            </w:pPr>
-            <w:r>
-              <w:rPr>
-                <w:rFonts w:asciiTheme="majorBidi" w:hAnsiTheme="majorBidi" w:cstheme="majorBidi" w:hint="cs"/>
-                <w:b/>
-                <w:bCs/>
-                <w:sz w:val="32"/>
-                <w:szCs w:val="32"/>
-                <w:lang w:bidi="ar-SA"/>
-              </w:rPr>
+            <w:r>
               <w:t>٢٧٠٠٠</w:t>
             </w:r>
           </w:p>
@@ -3619,26 +1687,7 @@
             <w:tcW w:w="2407" w:type="dxa"/>
           </w:tcPr>
           <w:p>
-            <w:pPr>
-              <w:jc w:val="center"/>
-              <w:rPr>
-                <w:rFonts w:asciiTheme="majorBidi" w:hAnsiTheme="majorBidi" w:cstheme="majorBidi" w:hint="cs"/>
-                <w:b/>
-                <w:bCs/>
-                <w:sz w:val="32"/>
-                <w:szCs w:val="32"/>
-                <w:lang w:bidi="ar-SA"/>
-              </w:rPr>
-            </w:pPr>
-            <w:r>
-              <w:rPr>
-                <w:rFonts w:asciiTheme="majorBidi" w:hAnsiTheme="majorBidi" w:cstheme="majorBidi" w:hint="cs"/>
-                <w:b/>
-                <w:bCs/>
-                <w:sz w:val="32"/>
-                <w:szCs w:val="32"/>
-                <w:lang w:bidi="ar-SA"/>
-              </w:rPr>
+            <w:r>
               <w:t>المنيا</w:t>
             </w:r>
           </w:p>
@@ -3648,38 +1697,8 @@
             <w:tcW w:w="2407" w:type="dxa"/>
           </w:tcPr>
           <w:p>
-            <w:pPr>
-              <w:jc w:val="center"/>
-              <w:rPr>
-                <w:rFonts w:asciiTheme="majorBidi" w:hAnsiTheme="majorBidi" w:cstheme="majorBidi" w:hint="cs"/>
-                <w:b/>
-                <w:bCs/>
-                <w:sz w:val="32"/>
-                <w:szCs w:val="32"/>
-                <w:lang w:bidi="ar-SA"/>
-              </w:rPr>
-            </w:pPr>
-            <w:r>
-              <w:rPr>
-                <w:rFonts w:asciiTheme="majorBidi" w:hAnsiTheme="majorBidi" w:cstheme="majorBidi" w:hint="cs"/>
-                <w:b/>
-                <w:bCs/>
-                <w:sz w:val="32"/>
-                <w:szCs w:val="32"/>
-                <w:lang w:bidi="ar-SA"/>
-              </w:rPr>
-              <w:t xml:space="preserve"> </w:t>
-            </w:r>
-            <w:r>
-              <w:rPr>
-                <w:rFonts w:asciiTheme="majorBidi" w:hAnsiTheme="majorBidi" w:cstheme="majorBidi" w:hint="cs"/>
-                <w:b/>
-                <w:bCs/>
-                <w:sz w:val="32"/>
-                <w:szCs w:val="32"/>
-                <w:lang w:bidi="ar-SA"/>
-              </w:rPr>
-              <w:t>٢٣٥٠٠</w:t>
+            <w:r>
+              <w:t>٢٣٠٠٠</w:t>
             </w:r>
           </w:p>
         </w:tc>
@@ -3688,26 +1707,7 @@
             <w:tcW w:w="2407" w:type="dxa"/>
           </w:tcPr>
           <w:p>
-            <w:pPr>
-              <w:jc w:val="center"/>
-              <w:rPr>
-                <w:rFonts w:asciiTheme="majorBidi" w:hAnsiTheme="majorBidi" w:cstheme="majorBidi" w:hint="cs"/>
-                <w:b/>
-                <w:bCs/>
-                <w:sz w:val="32"/>
-                <w:szCs w:val="32"/>
-                <w:lang w:bidi="ar-SA"/>
-              </w:rPr>
-            </w:pPr>
-            <w:r>
-              <w:rPr>
-                <w:rFonts w:asciiTheme="majorBidi" w:hAnsiTheme="majorBidi" w:cstheme="majorBidi" w:hint="cs"/>
-                <w:b/>
-                <w:bCs/>
-                <w:sz w:val="32"/>
-                <w:szCs w:val="32"/>
-                <w:lang w:bidi="ar-SA"/>
-              </w:rPr>
+            <w:r>
               <w:t>٣١٥٠٠</w:t>
             </w:r>
           </w:p>
@@ -3717,27 +1717,8 @@
             <w:tcW w:w="2407" w:type="dxa"/>
           </w:tcPr>
           <w:p>
-            <w:pPr>
-              <w:jc w:val="center"/>
-              <w:rPr>
-                <w:rFonts w:asciiTheme="majorBidi" w:hAnsiTheme="majorBidi" w:cstheme="majorBidi" w:hint="cs"/>
-                <w:b/>
-                <w:bCs/>
-                <w:sz w:val="32"/>
-                <w:szCs w:val="32"/>
-                <w:lang w:bidi="ar-SA"/>
-              </w:rPr>
-            </w:pPr>
-            <w:r>
-              <w:rPr>
-                <w:rFonts w:asciiTheme="majorBidi" w:hAnsiTheme="majorBidi" w:cstheme="majorBidi" w:hint="cs"/>
-                <w:b/>
-                <w:bCs/>
-                <w:sz w:val="32"/>
-                <w:szCs w:val="32"/>
-                <w:lang w:bidi="ar-SA"/>
-              </w:rPr>
-              <w:t>٤٠٠٠٠</w:t>
+            <w:r>
+              <w:t>٤١٠٠٠</w:t>
             </w:r>
           </w:p>
         </w:tc>
@@ -4298,131 +2279,30 @@
       <w:tr>
         <w:tc>
           <w:tcPr>
-            <w:tcW w:w="3209" w:type="dxa"/>
-          </w:tcPr>
-          <w:p>
-            <w:pPr>
-              <w:jc w:val="center"/>
-              <w:rPr>
-                <w:rFonts w:asciiTheme="majorBidi" w:hAnsiTheme="majorBidi" w:cstheme="majorBidi"/>
-                <w:b/>
-                <w:bCs/>
-                <w:sz w:val="32"/>
-                <w:szCs w:val="32"/>
-                <w:lang w:bidi="ar-SA"/>
-              </w:rPr>
-            </w:pPr>
-            <w:r>
-              <w:rPr>
-                <w:rFonts w:asciiTheme="majorBidi" w:hAnsiTheme="majorBidi" w:cstheme="majorBidi" w:hint="cs"/>
-                <w:b/>
-                <w:bCs/>
-                <w:sz w:val="32"/>
-                <w:szCs w:val="32"/>
-                <w:lang w:bidi="ar-SA"/>
-              </w:rPr>
-              <w:t xml:space="preserve">بلد </w:t>
-            </w:r>
-            <w:r>
-              <w:rPr>
-                <w:rFonts w:asciiTheme="majorBidi" w:hAnsiTheme="majorBidi" w:cstheme="majorBidi"/>
-                <w:b/>
-                <w:bCs/>
-                <w:sz w:val="32"/>
-                <w:szCs w:val="32"/>
-                <w:lang w:bidi="ar-SA"/>
-              </w:rPr>
-              <w:t>–</w:t>
-            </w:r>
-            <w:r>
-              <w:rPr>
-                <w:rFonts w:asciiTheme="majorBidi" w:hAnsiTheme="majorBidi" w:cstheme="majorBidi" w:hint="cs"/>
-                <w:b/>
-                <w:bCs/>
-                <w:sz w:val="32"/>
-                <w:szCs w:val="32"/>
-                <w:lang w:bidi="ar-SA"/>
-              </w:rPr>
-              <w:t xml:space="preserve"> العامرية </w:t>
-            </w:r>
-            <w:r>
-              <w:rPr>
-                <w:rFonts w:asciiTheme="majorBidi" w:hAnsiTheme="majorBidi" w:cstheme="majorBidi"/>
-                <w:b/>
-                <w:bCs/>
-                <w:sz w:val="32"/>
-                <w:szCs w:val="32"/>
-                <w:lang w:bidi="ar-SA"/>
-              </w:rPr>
-              <w:t>–</w:t>
-            </w:r>
-            <w:r>
-              <w:rPr>
-                <w:rFonts w:asciiTheme="majorBidi" w:hAnsiTheme="majorBidi" w:cstheme="majorBidi" w:hint="cs"/>
-                <w:b/>
-                <w:bCs/>
-                <w:sz w:val="32"/>
-                <w:szCs w:val="32"/>
-                <w:lang w:bidi="ar-SA"/>
-              </w:rPr>
-              <w:t xml:space="preserve"> ابيس</w:t>
-            </w:r>
-          </w:p>
-        </w:tc>
-        <w:tc>
-          <w:tcPr>
-            <w:tcW w:w="3209" w:type="dxa"/>
-          </w:tcPr>
-          <w:p>
-            <w:pPr>
-              <w:jc w:val="center"/>
-              <w:rPr>
-                <w:rFonts w:asciiTheme="majorBidi" w:hAnsiTheme="majorBidi" w:cstheme="majorBidi"/>
-                <w:b/>
-                <w:bCs/>
-                <w:sz w:val="32"/>
-                <w:szCs w:val="32"/>
-                <w:lang w:bidi="ar-SA"/>
-              </w:rPr>
-            </w:pPr>
-            <w:r>
-              <w:rPr>
-                <w:rFonts w:asciiTheme="majorBidi" w:hAnsiTheme="majorBidi" w:cstheme="majorBidi" w:hint="cs"/>
-                <w:b/>
-                <w:bCs/>
-                <w:sz w:val="32"/>
-                <w:szCs w:val="32"/>
-                <w:lang w:bidi="ar-SA"/>
-              </w:rPr>
+            <w:tcW w:type="dxa" w:w="3209"/>
+          </w:tcPr>
+          <w:p>
+            <w:r>
+              <w:t>بلد – العامرية – ابيس</w:t>
+            </w:r>
+          </w:p>
+        </w:tc>
+        <w:tc>
+          <w:tcPr>
+            <w:tcW w:type="dxa" w:w="3209"/>
+          </w:tcPr>
+          <w:p>
+            <w:r>
               <w:t>١٠٥٠٠</w:t>
             </w:r>
           </w:p>
         </w:tc>
         <w:tc>
           <w:tcPr>
-            <w:tcW w:w="3210" w:type="dxa"/>
-          </w:tcPr>
-          <w:p>
-            <w:pPr>
-              <w:jc w:val="center"/>
-              <w:rPr>
-                <w:rFonts w:asciiTheme="majorBidi" w:hAnsiTheme="majorBidi" w:cstheme="majorBidi"/>
-                <w:b/>
-                <w:bCs/>
-                <w:sz w:val="32"/>
-                <w:szCs w:val="32"/>
-                <w:lang w:bidi="ar-SA"/>
-              </w:rPr>
-            </w:pPr>
-            <w:r>
-              <w:rPr>
-                <w:rFonts w:asciiTheme="majorBidi" w:hAnsiTheme="majorBidi" w:cstheme="majorBidi" w:hint="cs"/>
-                <w:b/>
-                <w:bCs/>
-                <w:sz w:val="32"/>
-                <w:szCs w:val="32"/>
-                <w:lang w:bidi="ar-SA"/>
-              </w:rPr>
+            <w:tcW w:type="dxa" w:w="3210"/>
+          </w:tcPr>
+          <w:p>
+            <w:r>
               <w:t>٣٠٠٠</w:t>
             </w:r>
           </w:p>
@@ -4431,109 +2311,30 @@
       <w:tr>
         <w:tc>
           <w:tcPr>
-            <w:tcW w:w="3209" w:type="dxa"/>
-          </w:tcPr>
-          <w:p>
-            <w:pPr>
-              <w:jc w:val="center"/>
-              <w:rPr>
-                <w:rFonts w:asciiTheme="majorBidi" w:hAnsiTheme="majorBidi" w:cstheme="majorBidi"/>
-                <w:b/>
-                <w:bCs/>
-                <w:sz w:val="32"/>
-                <w:szCs w:val="32"/>
-                <w:lang w:bidi="ar-SA"/>
-              </w:rPr>
-            </w:pPr>
-            <w:r>
-              <w:rPr>
-                <w:rFonts w:asciiTheme="majorBidi" w:hAnsiTheme="majorBidi" w:cstheme="majorBidi" w:hint="cs"/>
-                <w:b/>
-                <w:bCs/>
-                <w:sz w:val="32"/>
-                <w:szCs w:val="32"/>
-                <w:lang w:bidi="ar-SA"/>
-              </w:rPr>
-              <w:t xml:space="preserve">برج العرب </w:t>
-            </w:r>
-            <w:r>
-              <w:rPr>
-                <w:rFonts w:asciiTheme="majorBidi" w:hAnsiTheme="majorBidi" w:cstheme="majorBidi"/>
-                <w:b/>
-                <w:bCs/>
-                <w:sz w:val="32"/>
-                <w:szCs w:val="32"/>
-                <w:lang w:bidi="ar-SA"/>
-              </w:rPr>
-              <w:t>–</w:t>
-            </w:r>
-            <w:r>
-              <w:rPr>
-                <w:rFonts w:asciiTheme="majorBidi" w:hAnsiTheme="majorBidi" w:cstheme="majorBidi" w:hint="cs"/>
-                <w:b/>
-                <w:bCs/>
-                <w:sz w:val="32"/>
-                <w:szCs w:val="32"/>
-                <w:lang w:bidi="ar-SA"/>
-              </w:rPr>
-              <w:t xml:space="preserve"> كفر الدوار</w:t>
-            </w:r>
-          </w:p>
-        </w:tc>
-        <w:tc>
-          <w:tcPr>
-            <w:tcW w:w="3209" w:type="dxa"/>
-          </w:tcPr>
-          <w:p>
-            <w:pPr>
-              <w:jc w:val="center"/>
-              <w:rPr>
-                <w:rFonts w:asciiTheme="majorBidi" w:hAnsiTheme="majorBidi" w:cstheme="majorBidi"/>
-                <w:b/>
-                <w:bCs/>
-                <w:sz w:val="32"/>
-                <w:szCs w:val="32"/>
-                <w:lang w:bidi="ar-SA"/>
-              </w:rPr>
-            </w:pPr>
-            <w:r>
-              <w:rPr>
-                <w:rFonts w:asciiTheme="majorBidi" w:hAnsiTheme="majorBidi" w:cstheme="majorBidi" w:hint="cs"/>
-                <w:b/>
-                <w:bCs/>
-                <w:sz w:val="32"/>
-                <w:szCs w:val="32"/>
-                <w:lang w:bidi="ar-SA"/>
-              </w:rPr>
-              <w:t>١٢٠٠٠</w:t>
-            </w:r>
-          </w:p>
-        </w:tc>
-        <w:tc>
-          <w:tcPr>
-            <w:tcW w:w="3210" w:type="dxa"/>
-          </w:tcPr>
-          <w:p>
-            <w:pPr>
-              <w:jc w:val="center"/>
-              <w:rPr>
-                <w:rFonts w:asciiTheme="majorBidi" w:hAnsiTheme="majorBidi" w:cstheme="majorBidi"/>
-                <w:b/>
-                <w:bCs/>
-                <w:sz w:val="32"/>
-                <w:szCs w:val="32"/>
-                <w:lang w:bidi="ar-SA"/>
-              </w:rPr>
-            </w:pPr>
-            <w:r>
-              <w:rPr>
-                <w:rFonts w:asciiTheme="majorBidi" w:hAnsiTheme="majorBidi" w:cstheme="majorBidi" w:hint="cs"/>
-                <w:b/>
-                <w:bCs/>
-                <w:sz w:val="32"/>
-                <w:szCs w:val="32"/>
-                <w:lang w:bidi="ar-SA"/>
-              </w:rPr>
+            <w:tcW w:type="dxa" w:w="3209"/>
+          </w:tcPr>
+          <w:p>
+            <w:r>
+              <w:t>برج العرب – كفر الدوار</w:t>
+            </w:r>
+          </w:p>
+        </w:tc>
+        <w:tc>
+          <w:tcPr>
+            <w:tcW w:type="dxa" w:w="3209"/>
+          </w:tcPr>
+          <w:p>
+            <w:r>
+              <w:t>١١٥٠٠</w:t>
+            </w:r>
+          </w:p>
+        </w:tc>
+        <w:tc>
+          <w:tcPr>
+            <w:tcW w:type="dxa" w:w="3210"/>
+          </w:tcPr>
+          <w:p>
+            <w:r>
               <w:t>٣٠٠٠</w:t>
             </w:r>
           </w:p>
@@ -4542,87 +2343,30 @@
       <w:tr>
         <w:tc>
           <w:tcPr>
-            <w:tcW w:w="3209" w:type="dxa"/>
-          </w:tcPr>
-          <w:p>
-            <w:pPr>
-              <w:jc w:val="center"/>
-              <w:rPr>
-                <w:rFonts w:asciiTheme="majorBidi" w:hAnsiTheme="majorBidi" w:cstheme="majorBidi"/>
-                <w:b/>
-                <w:bCs/>
-                <w:sz w:val="32"/>
-                <w:szCs w:val="32"/>
-                <w:lang w:bidi="ar-SA"/>
-              </w:rPr>
-            </w:pPr>
-            <w:r>
-              <w:rPr>
-                <w:rFonts w:asciiTheme="majorBidi" w:hAnsiTheme="majorBidi" w:cstheme="majorBidi" w:hint="cs"/>
-                <w:b/>
-                <w:bCs/>
-                <w:sz w:val="32"/>
-                <w:szCs w:val="32"/>
-                <w:lang w:bidi="ar-SA"/>
-              </w:rPr>
+            <w:tcW w:type="dxa" w:w="3209"/>
+          </w:tcPr>
+          <w:p>
+            <w:r>
               <w:t>أبو حمص</w:t>
             </w:r>
           </w:p>
         </w:tc>
         <w:tc>
           <w:tcPr>
-            <w:tcW w:w="3209" w:type="dxa"/>
-          </w:tcPr>
-          <w:p>
-            <w:pPr>
-              <w:jc w:val="center"/>
-              <w:rPr>
-                <w:rFonts w:asciiTheme="majorBidi" w:hAnsiTheme="majorBidi" w:cstheme="majorBidi"/>
-                <w:b/>
-                <w:bCs/>
-                <w:sz w:val="32"/>
-                <w:szCs w:val="32"/>
-                <w:lang w:bidi="ar-SA"/>
-              </w:rPr>
-            </w:pPr>
-            <w:r>
-              <w:rPr>
-                <w:rFonts w:asciiTheme="majorBidi" w:hAnsiTheme="majorBidi" w:cstheme="majorBidi" w:hint="cs"/>
-                <w:b/>
-                <w:bCs/>
-                <w:sz w:val="32"/>
-                <w:szCs w:val="32"/>
-                <w:lang w:bidi="ar-SA"/>
-              </w:rPr>
-              <w:t>١٢٠٠٠</w:t>
-            </w:r>
-          </w:p>
-        </w:tc>
-        <w:tc>
-          <w:tcPr>
-            <w:tcW w:w="3210" w:type="dxa"/>
-          </w:tcPr>
-          <w:p>
-            <w:pPr>
-              <w:jc w:val="center"/>
-              <w:rPr>
-                <w:rFonts w:asciiTheme="majorBidi" w:hAnsiTheme="majorBidi" w:cstheme="majorBidi"/>
-                <w:b/>
-                <w:bCs/>
-                <w:sz w:val="32"/>
-                <w:szCs w:val="32"/>
-                <w:lang w:bidi="ar-SA"/>
-              </w:rPr>
-            </w:pPr>
-            <w:r>
-              <w:rPr>
-                <w:rFonts w:asciiTheme="majorBidi" w:hAnsiTheme="majorBidi" w:cstheme="majorBidi" w:hint="cs"/>
-                <w:b/>
-                <w:bCs/>
-                <w:sz w:val="32"/>
-                <w:szCs w:val="32"/>
-                <w:lang w:bidi="ar-SA"/>
-              </w:rPr>
+            <w:tcW w:type="dxa" w:w="3209"/>
+          </w:tcPr>
+          <w:p>
+            <w:r>
+              <w:t>١٢٥٠٠</w:t>
+            </w:r>
+          </w:p>
+        </w:tc>
+        <w:tc>
+          <w:tcPr>
+            <w:tcW w:type="dxa" w:w="3210"/>
+          </w:tcPr>
+          <w:p>
+            <w:r>
               <w:t>٣٠٠٠</w:t>
             </w:r>
           </w:p>
@@ -4631,87 +2375,30 @@
       <w:tr>
         <w:tc>
           <w:tcPr>
-            <w:tcW w:w="3209" w:type="dxa"/>
-          </w:tcPr>
-          <w:p>
-            <w:pPr>
-              <w:jc w:val="center"/>
-              <w:rPr>
-                <w:rFonts w:asciiTheme="majorBidi" w:hAnsiTheme="majorBidi" w:cstheme="majorBidi"/>
-                <w:b/>
-                <w:bCs/>
-                <w:sz w:val="32"/>
-                <w:szCs w:val="32"/>
-                <w:lang w:bidi="ar-SA"/>
-              </w:rPr>
-            </w:pPr>
-            <w:r>
-              <w:rPr>
-                <w:rFonts w:asciiTheme="majorBidi" w:hAnsiTheme="majorBidi" w:cstheme="majorBidi" w:hint="cs"/>
-                <w:b/>
-                <w:bCs/>
-                <w:sz w:val="32"/>
-                <w:szCs w:val="32"/>
-                <w:lang w:bidi="ar-SA"/>
-              </w:rPr>
+            <w:tcW w:type="dxa" w:w="3209"/>
+          </w:tcPr>
+          <w:p>
+            <w:r>
               <w:t>دمنهور</w:t>
             </w:r>
           </w:p>
         </w:tc>
         <w:tc>
           <w:tcPr>
-            <w:tcW w:w="3209" w:type="dxa"/>
-          </w:tcPr>
-          <w:p>
-            <w:pPr>
-              <w:jc w:val="center"/>
-              <w:rPr>
-                <w:rFonts w:asciiTheme="majorBidi" w:hAnsiTheme="majorBidi" w:cstheme="majorBidi"/>
-                <w:b/>
-                <w:bCs/>
-                <w:sz w:val="32"/>
-                <w:szCs w:val="32"/>
-                <w:lang w:bidi="ar-SA"/>
-              </w:rPr>
-            </w:pPr>
-            <w:r>
-              <w:rPr>
-                <w:rFonts w:asciiTheme="majorBidi" w:hAnsiTheme="majorBidi" w:cstheme="majorBidi" w:hint="cs"/>
-                <w:b/>
-                <w:bCs/>
-                <w:sz w:val="32"/>
-                <w:szCs w:val="32"/>
-                <w:lang w:bidi="ar-SA"/>
-              </w:rPr>
+            <w:tcW w:type="dxa" w:w="3209"/>
+          </w:tcPr>
+          <w:p>
+            <w:r>
               <w:t>١٢٥٠٠</w:t>
             </w:r>
           </w:p>
         </w:tc>
         <w:tc>
           <w:tcPr>
-            <w:tcW w:w="3210" w:type="dxa"/>
-          </w:tcPr>
-          <w:p>
-            <w:pPr>
-              <w:jc w:val="center"/>
-              <w:rPr>
-                <w:rFonts w:asciiTheme="majorBidi" w:hAnsiTheme="majorBidi" w:cstheme="majorBidi"/>
-                <w:b/>
-                <w:bCs/>
-                <w:sz w:val="32"/>
-                <w:szCs w:val="32"/>
-                <w:lang w:bidi="ar-SA"/>
-              </w:rPr>
-            </w:pPr>
-            <w:r>
-              <w:rPr>
-                <w:rFonts w:asciiTheme="majorBidi" w:hAnsiTheme="majorBidi" w:cstheme="majorBidi" w:hint="cs"/>
-                <w:b/>
-                <w:bCs/>
-                <w:sz w:val="32"/>
-                <w:szCs w:val="32"/>
-                <w:lang w:bidi="ar-SA"/>
-              </w:rPr>
+            <w:tcW w:type="dxa" w:w="3210"/>
+          </w:tcPr>
+          <w:p>
+            <w:r>
               <w:t>٣٠٠٠</w:t>
             </w:r>
           </w:p>
@@ -4720,109 +2407,30 @@
       <w:tr>
         <w:tc>
           <w:tcPr>
-            <w:tcW w:w="3209" w:type="dxa"/>
-          </w:tcPr>
-          <w:p>
-            <w:pPr>
-              <w:jc w:val="center"/>
-              <w:rPr>
-                <w:rFonts w:asciiTheme="majorBidi" w:hAnsiTheme="majorBidi" w:cstheme="majorBidi"/>
-                <w:b/>
-                <w:bCs/>
-                <w:sz w:val="32"/>
-                <w:szCs w:val="32"/>
-                <w:lang w:bidi="ar-SA"/>
-              </w:rPr>
-            </w:pPr>
-            <w:r>
-              <w:rPr>
-                <w:rFonts w:asciiTheme="majorBidi" w:hAnsiTheme="majorBidi" w:cstheme="majorBidi" w:hint="cs"/>
-                <w:b/>
-                <w:bCs/>
-                <w:sz w:val="32"/>
-                <w:szCs w:val="32"/>
-                <w:lang w:bidi="ar-SA"/>
-              </w:rPr>
-              <w:t xml:space="preserve">أبو المطامير </w:t>
-            </w:r>
-            <w:r>
-              <w:rPr>
-                <w:rFonts w:asciiTheme="majorBidi" w:hAnsiTheme="majorBidi" w:cstheme="majorBidi"/>
-                <w:b/>
-                <w:bCs/>
-                <w:sz w:val="32"/>
-                <w:szCs w:val="32"/>
-                <w:lang w:bidi="ar-SA"/>
-              </w:rPr>
-              <w:t>–</w:t>
-            </w:r>
-            <w:r>
-              <w:rPr>
-                <w:rFonts w:asciiTheme="majorBidi" w:hAnsiTheme="majorBidi" w:cstheme="majorBidi" w:hint="cs"/>
-                <w:b/>
-                <w:bCs/>
-                <w:sz w:val="32"/>
-                <w:szCs w:val="32"/>
-                <w:lang w:bidi="ar-SA"/>
-              </w:rPr>
-              <w:t xml:space="preserve"> الدلنجات</w:t>
-            </w:r>
-          </w:p>
-        </w:tc>
-        <w:tc>
-          <w:tcPr>
-            <w:tcW w:w="3209" w:type="dxa"/>
-          </w:tcPr>
-          <w:p>
-            <w:pPr>
-              <w:jc w:val="center"/>
-              <w:rPr>
-                <w:rFonts w:asciiTheme="majorBidi" w:hAnsiTheme="majorBidi" w:cstheme="majorBidi"/>
-                <w:b/>
-                <w:bCs/>
-                <w:sz w:val="32"/>
-                <w:szCs w:val="32"/>
-                <w:lang w:bidi="ar-SA"/>
-              </w:rPr>
-            </w:pPr>
-            <w:r>
-              <w:rPr>
-                <w:rFonts w:asciiTheme="majorBidi" w:hAnsiTheme="majorBidi" w:cstheme="majorBidi" w:hint="cs"/>
-                <w:b/>
-                <w:bCs/>
-                <w:sz w:val="32"/>
-                <w:szCs w:val="32"/>
-                <w:lang w:bidi="ar-SA"/>
-              </w:rPr>
-              <w:t>١٣٠٠٠</w:t>
-            </w:r>
-          </w:p>
-        </w:tc>
-        <w:tc>
-          <w:tcPr>
-            <w:tcW w:w="3210" w:type="dxa"/>
-          </w:tcPr>
-          <w:p>
-            <w:pPr>
-              <w:jc w:val="center"/>
-              <w:rPr>
-                <w:rFonts w:asciiTheme="majorBidi" w:hAnsiTheme="majorBidi" w:cstheme="majorBidi"/>
-                <w:b/>
-                <w:bCs/>
-                <w:sz w:val="32"/>
-                <w:szCs w:val="32"/>
-                <w:lang w:bidi="ar-SA"/>
-              </w:rPr>
-            </w:pPr>
-            <w:r>
-              <w:rPr>
-                <w:rFonts w:asciiTheme="majorBidi" w:hAnsiTheme="majorBidi" w:cstheme="majorBidi" w:hint="cs"/>
-                <w:b/>
-                <w:bCs/>
-                <w:sz w:val="32"/>
-                <w:szCs w:val="32"/>
-                <w:lang w:bidi="ar-SA"/>
-              </w:rPr>
+            <w:tcW w:type="dxa" w:w="3209"/>
+          </w:tcPr>
+          <w:p>
+            <w:r>
+              <w:t>أبو المطامير – الدلنجات</w:t>
+            </w:r>
+          </w:p>
+        </w:tc>
+        <w:tc>
+          <w:tcPr>
+            <w:tcW w:type="dxa" w:w="3209"/>
+          </w:tcPr>
+          <w:p>
+            <w:r>
+              <w:t>١٣٥٠٠</w:t>
+            </w:r>
+          </w:p>
+        </w:tc>
+        <w:tc>
+          <w:tcPr>
+            <w:tcW w:type="dxa" w:w="3210"/>
+          </w:tcPr>
+          <w:p>
+            <w:r>
               <w:t>٣٠٠٠</w:t>
             </w:r>
           </w:p>
@@ -4831,109 +2439,30 @@
       <w:tr>
         <w:tc>
           <w:tcPr>
-            <w:tcW w:w="3209" w:type="dxa"/>
-          </w:tcPr>
-          <w:p>
-            <w:pPr>
-              <w:jc w:val="center"/>
-              <w:rPr>
-                <w:rFonts w:asciiTheme="majorBidi" w:hAnsiTheme="majorBidi" w:cstheme="majorBidi"/>
-                <w:b/>
-                <w:bCs/>
-                <w:sz w:val="32"/>
-                <w:szCs w:val="32"/>
-                <w:lang w:bidi="ar-SA"/>
-              </w:rPr>
-            </w:pPr>
-            <w:r>
-              <w:rPr>
-                <w:rFonts w:asciiTheme="majorBidi" w:hAnsiTheme="majorBidi" w:cstheme="majorBidi" w:hint="cs"/>
-                <w:b/>
-                <w:bCs/>
-                <w:sz w:val="32"/>
-                <w:szCs w:val="32"/>
-                <w:lang w:bidi="ar-SA"/>
-              </w:rPr>
-              <w:t xml:space="preserve">النوبارية </w:t>
-            </w:r>
-            <w:r>
-              <w:rPr>
-                <w:rFonts w:asciiTheme="majorBidi" w:hAnsiTheme="majorBidi" w:cstheme="majorBidi"/>
-                <w:b/>
-                <w:bCs/>
-                <w:sz w:val="32"/>
-                <w:szCs w:val="32"/>
-                <w:lang w:bidi="ar-SA"/>
-              </w:rPr>
-              <w:t>–</w:t>
-            </w:r>
-            <w:r>
-              <w:rPr>
-                <w:rFonts w:asciiTheme="majorBidi" w:hAnsiTheme="majorBidi" w:cstheme="majorBidi" w:hint="cs"/>
-                <w:b/>
-                <w:bCs/>
-                <w:sz w:val="32"/>
-                <w:szCs w:val="32"/>
-                <w:lang w:bidi="ar-SA"/>
-              </w:rPr>
-              <w:t xml:space="preserve"> التوفيقية</w:t>
-            </w:r>
-          </w:p>
-        </w:tc>
-        <w:tc>
-          <w:tcPr>
-            <w:tcW w:w="3209" w:type="dxa"/>
-          </w:tcPr>
-          <w:p>
-            <w:pPr>
-              <w:jc w:val="center"/>
-              <w:rPr>
-                <w:rFonts w:asciiTheme="majorBidi" w:hAnsiTheme="majorBidi" w:cstheme="majorBidi"/>
-                <w:b/>
-                <w:bCs/>
-                <w:sz w:val="32"/>
-                <w:szCs w:val="32"/>
-                <w:lang w:bidi="ar-SA"/>
-              </w:rPr>
-            </w:pPr>
-            <w:r>
-              <w:rPr>
-                <w:rFonts w:asciiTheme="majorBidi" w:hAnsiTheme="majorBidi" w:cstheme="majorBidi" w:hint="cs"/>
-                <w:b/>
-                <w:bCs/>
-                <w:sz w:val="32"/>
-                <w:szCs w:val="32"/>
-                <w:lang w:bidi="ar-SA"/>
-              </w:rPr>
-              <w:t>١٥٠٠٠</w:t>
-            </w:r>
-          </w:p>
-        </w:tc>
-        <w:tc>
-          <w:tcPr>
-            <w:tcW w:w="3210" w:type="dxa"/>
-          </w:tcPr>
-          <w:p>
-            <w:pPr>
-              <w:jc w:val="center"/>
-              <w:rPr>
-                <w:rFonts w:asciiTheme="majorBidi" w:hAnsiTheme="majorBidi" w:cstheme="majorBidi"/>
-                <w:b/>
-                <w:bCs/>
-                <w:sz w:val="32"/>
-                <w:szCs w:val="32"/>
-                <w:lang w:bidi="ar-SA"/>
-              </w:rPr>
-            </w:pPr>
-            <w:r>
-              <w:rPr>
-                <w:rFonts w:asciiTheme="majorBidi" w:hAnsiTheme="majorBidi" w:cstheme="majorBidi" w:hint="cs"/>
-                <w:b/>
-                <w:bCs/>
-                <w:sz w:val="32"/>
-                <w:szCs w:val="32"/>
-                <w:lang w:bidi="ar-SA"/>
-              </w:rPr>
+            <w:tcW w:type="dxa" w:w="3209"/>
+          </w:tcPr>
+          <w:p>
+            <w:r>
+              <w:t>النوبارية – التوفيقية</w:t>
+            </w:r>
+          </w:p>
+        </w:tc>
+        <w:tc>
+          <w:tcPr>
+            <w:tcW w:type="dxa" w:w="3209"/>
+          </w:tcPr>
+          <w:p>
+            <w:r>
+              <w:t>١٤٠٠٠</w:t>
+            </w:r>
+          </w:p>
+        </w:tc>
+        <w:tc>
+          <w:tcPr>
+            <w:tcW w:type="dxa" w:w="3210"/>
+          </w:tcPr>
+          <w:p>
+            <w:r>
               <w:t>٣٠٠٠</w:t>
             </w:r>
           </w:p>
@@ -4942,87 +2471,30 @@
       <w:tr>
         <w:tc>
           <w:tcPr>
-            <w:tcW w:w="3209" w:type="dxa"/>
-          </w:tcPr>
-          <w:p>
-            <w:pPr>
-              <w:jc w:val="center"/>
-              <w:rPr>
-                <w:rFonts w:asciiTheme="majorBidi" w:hAnsiTheme="majorBidi" w:cstheme="majorBidi"/>
-                <w:b/>
-                <w:bCs/>
-                <w:sz w:val="32"/>
-                <w:szCs w:val="32"/>
-                <w:lang w:bidi="ar-SA"/>
-              </w:rPr>
-            </w:pPr>
-            <w:r>
-              <w:rPr>
-                <w:rFonts w:asciiTheme="majorBidi" w:hAnsiTheme="majorBidi" w:cstheme="majorBidi" w:hint="cs"/>
-                <w:b/>
-                <w:bCs/>
-                <w:sz w:val="32"/>
-                <w:szCs w:val="32"/>
-                <w:lang w:bidi="ar-SA"/>
-              </w:rPr>
+            <w:tcW w:type="dxa" w:w="3209"/>
+          </w:tcPr>
+          <w:p>
+            <w:r>
               <w:t>كفر الزيات</w:t>
             </w:r>
           </w:p>
         </w:tc>
         <w:tc>
           <w:tcPr>
-            <w:tcW w:w="3209" w:type="dxa"/>
-          </w:tcPr>
-          <w:p>
-            <w:pPr>
-              <w:jc w:val="center"/>
-              <w:rPr>
-                <w:rFonts w:asciiTheme="majorBidi" w:hAnsiTheme="majorBidi" w:cstheme="majorBidi"/>
-                <w:b/>
-                <w:bCs/>
-                <w:sz w:val="32"/>
-                <w:szCs w:val="32"/>
-                <w:lang w:bidi="ar-SA"/>
-              </w:rPr>
-            </w:pPr>
-            <w:r>
-              <w:rPr>
-                <w:rFonts w:asciiTheme="majorBidi" w:hAnsiTheme="majorBidi" w:cstheme="majorBidi" w:hint="cs"/>
-                <w:b/>
-                <w:bCs/>
-                <w:sz w:val="32"/>
-                <w:szCs w:val="32"/>
-                <w:lang w:bidi="ar-SA"/>
-              </w:rPr>
+            <w:tcW w:type="dxa" w:w="3209"/>
+          </w:tcPr>
+          <w:p>
+            <w:r>
               <w:t>١٦٠٠٠</w:t>
             </w:r>
           </w:p>
         </w:tc>
         <w:tc>
           <w:tcPr>
-            <w:tcW w:w="3210" w:type="dxa"/>
-          </w:tcPr>
-          <w:p>
-            <w:pPr>
-              <w:jc w:val="center"/>
-              <w:rPr>
-                <w:rFonts w:asciiTheme="majorBidi" w:hAnsiTheme="majorBidi" w:cstheme="majorBidi"/>
-                <w:b/>
-                <w:bCs/>
-                <w:sz w:val="32"/>
-                <w:szCs w:val="32"/>
-                <w:lang w:bidi="ar-SA"/>
-              </w:rPr>
-            </w:pPr>
-            <w:r>
-              <w:rPr>
-                <w:rFonts w:asciiTheme="majorBidi" w:hAnsiTheme="majorBidi" w:cstheme="majorBidi" w:hint="cs"/>
-                <w:b/>
-                <w:bCs/>
-                <w:sz w:val="32"/>
-                <w:szCs w:val="32"/>
-                <w:lang w:bidi="ar-SA"/>
-              </w:rPr>
+            <w:tcW w:type="dxa" w:w="3210"/>
+          </w:tcPr>
+          <w:p>
+            <w:r>
               <w:t>٣٠٠٠</w:t>
             </w:r>
           </w:p>
@@ -5031,131 +2503,30 @@
       <w:tr>
         <w:tc>
           <w:tcPr>
-            <w:tcW w:w="3209" w:type="dxa"/>
-          </w:tcPr>
-          <w:p>
-            <w:pPr>
-              <w:jc w:val="center"/>
-              <w:rPr>
-                <w:rFonts w:asciiTheme="majorBidi" w:hAnsiTheme="majorBidi" w:cstheme="majorBidi"/>
-                <w:b/>
-                <w:bCs/>
-                <w:sz w:val="32"/>
-                <w:szCs w:val="32"/>
-                <w:lang w:bidi="ar-SA"/>
-              </w:rPr>
-            </w:pPr>
-            <w:r>
-              <w:rPr>
-                <w:rFonts w:asciiTheme="majorBidi" w:hAnsiTheme="majorBidi" w:cstheme="majorBidi" w:hint="cs"/>
-                <w:b/>
-                <w:bCs/>
-                <w:sz w:val="32"/>
-                <w:szCs w:val="32"/>
-                <w:lang w:bidi="ar-SA"/>
-              </w:rPr>
-              <w:t xml:space="preserve">السادات </w:t>
-            </w:r>
-            <w:r>
-              <w:rPr>
-                <w:rFonts w:asciiTheme="majorBidi" w:hAnsiTheme="majorBidi" w:cstheme="majorBidi"/>
-                <w:b/>
-                <w:bCs/>
-                <w:sz w:val="32"/>
-                <w:szCs w:val="32"/>
-                <w:lang w:bidi="ar-SA"/>
-              </w:rPr>
-              <w:t>–</w:t>
-            </w:r>
-            <w:r>
-              <w:rPr>
-                <w:rFonts w:asciiTheme="majorBidi" w:hAnsiTheme="majorBidi" w:cstheme="majorBidi" w:hint="cs"/>
-                <w:b/>
-                <w:bCs/>
-                <w:sz w:val="32"/>
-                <w:szCs w:val="32"/>
-                <w:lang w:bidi="ar-SA"/>
-              </w:rPr>
-              <w:t xml:space="preserve"> الخطاطبة </w:t>
-            </w:r>
-            <w:r>
-              <w:rPr>
-                <w:rFonts w:asciiTheme="majorBidi" w:hAnsiTheme="majorBidi" w:cstheme="majorBidi"/>
-                <w:b/>
-                <w:bCs/>
-                <w:sz w:val="32"/>
-                <w:szCs w:val="32"/>
-                <w:lang w:bidi="ar-SA"/>
-              </w:rPr>
-              <w:t>–</w:t>
-            </w:r>
-            <w:r>
-              <w:rPr>
-                <w:rFonts w:asciiTheme="majorBidi" w:hAnsiTheme="majorBidi" w:cstheme="majorBidi" w:hint="cs"/>
-                <w:b/>
-                <w:bCs/>
-                <w:sz w:val="32"/>
-                <w:szCs w:val="32"/>
-                <w:lang w:bidi="ar-SA"/>
-              </w:rPr>
-              <w:t xml:space="preserve"> مركز بدر</w:t>
-            </w:r>
-          </w:p>
-        </w:tc>
-        <w:tc>
-          <w:tcPr>
-            <w:tcW w:w="3209" w:type="dxa"/>
-          </w:tcPr>
-          <w:p>
-            <w:pPr>
-              <w:jc w:val="center"/>
-              <w:rPr>
-                <w:rFonts w:asciiTheme="majorBidi" w:hAnsiTheme="majorBidi" w:cstheme="majorBidi"/>
-                <w:b/>
-                <w:bCs/>
-                <w:sz w:val="32"/>
-                <w:szCs w:val="32"/>
-                <w:lang w:bidi="ar-SA"/>
-              </w:rPr>
-            </w:pPr>
-            <w:r>
-              <w:rPr>
-                <w:rFonts w:asciiTheme="majorBidi" w:hAnsiTheme="majorBidi" w:cstheme="majorBidi" w:hint="cs"/>
-                <w:b/>
-                <w:bCs/>
-                <w:sz w:val="32"/>
-                <w:szCs w:val="32"/>
-                <w:lang w:bidi="ar-SA"/>
-              </w:rPr>
+            <w:tcW w:type="dxa" w:w="3209"/>
+          </w:tcPr>
+          <w:p>
+            <w:r>
+              <w:t>السادات – الخطاطبة – مركز بدر</w:t>
+            </w:r>
+          </w:p>
+        </w:tc>
+        <w:tc>
+          <w:tcPr>
+            <w:tcW w:type="dxa" w:w="3209"/>
+          </w:tcPr>
+          <w:p>
+            <w:r>
               <w:t>١٦٠٠٠</w:t>
             </w:r>
           </w:p>
         </w:tc>
         <w:tc>
           <w:tcPr>
-            <w:tcW w:w="3210" w:type="dxa"/>
-          </w:tcPr>
-          <w:p>
-            <w:pPr>
-              <w:jc w:val="center"/>
-              <w:rPr>
-                <w:rFonts w:asciiTheme="majorBidi" w:hAnsiTheme="majorBidi" w:cstheme="majorBidi"/>
-                <w:b/>
-                <w:bCs/>
-                <w:sz w:val="32"/>
-                <w:szCs w:val="32"/>
-                <w:lang w:bidi="ar-SA"/>
-              </w:rPr>
-            </w:pPr>
-            <w:r>
-              <w:rPr>
-                <w:rFonts w:asciiTheme="majorBidi" w:hAnsiTheme="majorBidi" w:cstheme="majorBidi" w:hint="cs"/>
-                <w:b/>
-                <w:bCs/>
-                <w:sz w:val="32"/>
-                <w:szCs w:val="32"/>
-                <w:lang w:bidi="ar-SA"/>
-              </w:rPr>
+            <w:tcW w:type="dxa" w:w="3210"/>
+          </w:tcPr>
+          <w:p>
+            <w:r>
               <w:t>٣٠٠٠</w:t>
             </w:r>
           </w:p>
@@ -5164,156 +2535,31 @@
       <w:tr>
         <w:tc>
           <w:tcPr>
-            <w:tcW w:w="3209" w:type="dxa"/>
-          </w:tcPr>
-          <w:p>
-            <w:pPr>
-              <w:jc w:val="center"/>
-              <w:rPr>
-                <w:rFonts w:asciiTheme="majorBidi" w:hAnsiTheme="majorBidi" w:cstheme="majorBidi"/>
-                <w:b/>
-                <w:bCs/>
-                <w:sz w:val="32"/>
-                <w:szCs w:val="32"/>
-                <w:lang w:bidi="ar-SA"/>
-              </w:rPr>
-            </w:pPr>
-            <w:r>
-              <w:rPr>
-                <w:rFonts w:asciiTheme="majorBidi" w:hAnsiTheme="majorBidi" w:cstheme="majorBidi" w:hint="cs"/>
-                <w:b/>
-                <w:bCs/>
-                <w:sz w:val="32"/>
-                <w:szCs w:val="32"/>
-                <w:lang w:bidi="ar-SA"/>
-              </w:rPr>
-              <w:t xml:space="preserve">أكتوبر </w:t>
-            </w:r>
-            <w:r>
-              <w:rPr>
-                <w:rFonts w:asciiTheme="majorBidi" w:hAnsiTheme="majorBidi" w:cstheme="majorBidi"/>
-                <w:b/>
-                <w:bCs/>
-                <w:sz w:val="32"/>
-                <w:szCs w:val="32"/>
-                <w:lang w:bidi="ar-SA"/>
-              </w:rPr>
-              <w:t>–</w:t>
-            </w:r>
-            <w:r>
-              <w:rPr>
-                <w:rFonts w:asciiTheme="majorBidi" w:hAnsiTheme="majorBidi" w:cstheme="majorBidi" w:hint="cs"/>
-                <w:b/>
-                <w:bCs/>
-                <w:sz w:val="32"/>
-                <w:szCs w:val="32"/>
-                <w:lang w:bidi="ar-SA"/>
-              </w:rPr>
-              <w:t xml:space="preserve"> أبو </w:t>
-            </w:r>
-            <w:proofErr w:type="spellStart"/>
-            <w:r>
-              <w:rPr>
-                <w:rFonts w:asciiTheme="majorBidi" w:hAnsiTheme="majorBidi" w:cstheme="majorBidi" w:hint="cs"/>
-                <w:b/>
-                <w:bCs/>
-                <w:sz w:val="32"/>
-                <w:szCs w:val="32"/>
-                <w:lang w:bidi="ar-SA"/>
-              </w:rPr>
-              <w:t>رواش</w:t>
-            </w:r>
-            <w:proofErr w:type="spellEnd"/>
-            <w:r>
-              <w:rPr>
-                <w:rFonts w:asciiTheme="majorBidi" w:hAnsiTheme="majorBidi" w:cstheme="majorBidi" w:hint="cs"/>
-                <w:b/>
-                <w:bCs/>
-                <w:sz w:val="32"/>
-                <w:szCs w:val="32"/>
-                <w:lang w:bidi="ar-SA"/>
-              </w:rPr>
-              <w:t xml:space="preserve"> </w:t>
-            </w:r>
-            <w:r>
-              <w:rPr>
-                <w:rFonts w:asciiTheme="majorBidi" w:hAnsiTheme="majorBidi" w:cstheme="majorBidi"/>
-                <w:b/>
-                <w:bCs/>
-                <w:sz w:val="32"/>
-                <w:szCs w:val="32"/>
-                <w:lang w:bidi="ar-SA"/>
-              </w:rPr>
-              <w:t>–</w:t>
-            </w:r>
-            <w:r>
-              <w:rPr>
-                <w:rFonts w:asciiTheme="majorBidi" w:hAnsiTheme="majorBidi" w:cstheme="majorBidi" w:hint="cs"/>
-                <w:b/>
-                <w:bCs/>
-                <w:sz w:val="32"/>
-                <w:szCs w:val="32"/>
-                <w:lang w:bidi="ar-SA"/>
-              </w:rPr>
-              <w:t xml:space="preserve"> قليوب</w:t>
-            </w:r>
-          </w:p>
-        </w:tc>
-        <w:tc>
-          <w:tcPr>
-            <w:tcW w:w="3209" w:type="dxa"/>
-          </w:tcPr>
-          <w:p>
-            <w:pPr>
-              <w:jc w:val="center"/>
-              <w:rPr>
-                <w:rFonts w:asciiTheme="majorBidi" w:hAnsiTheme="majorBidi" w:cstheme="majorBidi"/>
-                <w:b/>
-                <w:bCs/>
-                <w:sz w:val="32"/>
-                <w:szCs w:val="32"/>
-                <w:lang w:bidi="ar-SA"/>
-              </w:rPr>
-            </w:pPr>
-            <w:r>
-              <w:rPr>
-                <w:rFonts w:asciiTheme="majorBidi" w:hAnsiTheme="majorBidi" w:cstheme="majorBidi" w:hint="cs"/>
-                <w:b/>
-                <w:bCs/>
-                <w:sz w:val="32"/>
-                <w:szCs w:val="32"/>
-                <w:lang w:bidi="ar-SA"/>
-              </w:rPr>
-              <w:t>١٧٠٠٠</w:t>
-            </w:r>
-          </w:p>
-        </w:tc>
-        <w:tc>
-          <w:tcPr>
-            <w:tcW w:w="3210" w:type="dxa"/>
-          </w:tcPr>
-          <w:p>
-            <w:pPr>
-              <w:jc w:val="center"/>
-              <w:rPr>
-                <w:rFonts w:asciiTheme="majorBidi" w:hAnsiTheme="majorBidi" w:cstheme="majorBidi"/>
-                <w:b/>
-                <w:bCs/>
-                <w:sz w:val="32"/>
-                <w:szCs w:val="32"/>
-                <w:lang w:bidi="ar-SA"/>
-              </w:rPr>
-            </w:pPr>
-            <w:r>
-              <w:rPr>
-                <w:rFonts w:asciiTheme="majorBidi" w:hAnsiTheme="majorBidi" w:cstheme="majorBidi" w:hint="cs"/>
-                <w:b/>
-                <w:bCs/>
-                <w:sz w:val="32"/>
-                <w:szCs w:val="32"/>
-                <w:lang w:bidi="ar-SA"/>
-              </w:rPr>
-              <w:t>٣٣٠٠</w:t>
+            <w:tcW w:type="dxa" w:w="3209"/>
+          </w:tcPr>
+          <w:p>
+            <w:r>
+              <w:t>قويسنا – السلمانية</w:t>
+            </w:r>
+          </w:p>
+        </w:tc>
+        <w:tc>
+          <w:tcPr>
+            <w:tcW w:type="dxa" w:w="3209"/>
+          </w:tcPr>
+          <w:p>
+            <w:r>
+              <w:t>١٦٥٠0</w:t>
+            </w:r>
+          </w:p>
+        </w:tc>
+        <w:tc>
+          <w:tcPr>
+            <w:tcW w:type="dxa" w:w="3210"/>
+          </w:tcPr>
+          <w:p>
+            <w:r>
+              <w:t>٣٠٠٠</w:t>
             </w:r>
           </w:p>
         </w:tc>
@@ -5321,110 +2567,31 @@
       <w:tr>
         <w:tc>
           <w:tcPr>
-            <w:tcW w:w="3209" w:type="dxa"/>
-          </w:tcPr>
-          <w:p>
-            <w:pPr>
-              <w:jc w:val="center"/>
-              <w:rPr>
-                <w:rFonts w:asciiTheme="majorBidi" w:hAnsiTheme="majorBidi" w:cstheme="majorBidi"/>
-                <w:b/>
-                <w:bCs/>
-                <w:sz w:val="32"/>
-                <w:szCs w:val="32"/>
-                <w:lang w:bidi="ar-SA"/>
-              </w:rPr>
-            </w:pPr>
-            <w:r>
-              <w:rPr>
-                <w:rFonts w:asciiTheme="majorBidi" w:hAnsiTheme="majorBidi" w:cstheme="majorBidi" w:hint="cs"/>
-                <w:b/>
-                <w:bCs/>
-                <w:sz w:val="32"/>
-                <w:szCs w:val="32"/>
-                <w:lang w:bidi="ar-SA"/>
-              </w:rPr>
-              <w:t xml:space="preserve">العاشر </w:t>
-            </w:r>
-            <w:r>
-              <w:rPr>
-                <w:rFonts w:asciiTheme="majorBidi" w:hAnsiTheme="majorBidi" w:cstheme="majorBidi"/>
-                <w:b/>
-                <w:bCs/>
-                <w:sz w:val="32"/>
-                <w:szCs w:val="32"/>
-                <w:lang w:bidi="ar-SA"/>
-              </w:rPr>
-              <w:t>–</w:t>
-            </w:r>
-            <w:r>
-              <w:rPr>
-                <w:rFonts w:asciiTheme="majorBidi" w:hAnsiTheme="majorBidi" w:cstheme="majorBidi" w:hint="cs"/>
-                <w:b/>
-                <w:bCs/>
-                <w:sz w:val="32"/>
-                <w:szCs w:val="32"/>
-                <w:lang w:bidi="ar-SA"/>
-              </w:rPr>
-              <w:t xml:space="preserve"> العبور</w:t>
-            </w:r>
-          </w:p>
-        </w:tc>
-        <w:tc>
-          <w:tcPr>
-            <w:tcW w:w="3209" w:type="dxa"/>
-          </w:tcPr>
-          <w:p>
-            <w:pPr>
-              <w:jc w:val="center"/>
-              <w:rPr>
-                <w:rFonts w:asciiTheme="majorBidi" w:hAnsiTheme="majorBidi" w:cstheme="majorBidi"/>
-                <w:b/>
-                <w:bCs/>
-                <w:sz w:val="32"/>
-                <w:szCs w:val="32"/>
-                <w:lang w:bidi="ar-SA"/>
-              </w:rPr>
-            </w:pPr>
-            <w:r>
-              <w:rPr>
-                <w:rFonts w:asciiTheme="majorBidi" w:hAnsiTheme="majorBidi" w:cstheme="majorBidi" w:hint="cs"/>
-                <w:b/>
-                <w:bCs/>
-                <w:sz w:val="32"/>
-                <w:szCs w:val="32"/>
-                <w:lang w:bidi="ar-SA"/>
-              </w:rPr>
-              <w:t>١٩٠٠٠</w:t>
-            </w:r>
-          </w:p>
-        </w:tc>
-        <w:tc>
-          <w:tcPr>
-            <w:tcW w:w="3210" w:type="dxa"/>
-          </w:tcPr>
-          <w:p>
-            <w:pPr>
-              <w:jc w:val="center"/>
-              <w:rPr>
-                <w:rFonts w:asciiTheme="majorBidi" w:hAnsiTheme="majorBidi" w:cstheme="majorBidi"/>
-                <w:b/>
-                <w:bCs/>
-                <w:sz w:val="32"/>
-                <w:szCs w:val="32"/>
-                <w:lang w:bidi="ar-SA"/>
-              </w:rPr>
-            </w:pPr>
-            <w:r>
-              <w:rPr>
-                <w:rFonts w:asciiTheme="majorBidi" w:hAnsiTheme="majorBidi" w:cstheme="majorBidi" w:hint="cs"/>
-                <w:b/>
-                <w:bCs/>
-                <w:sz w:val="32"/>
-                <w:szCs w:val="32"/>
-                <w:lang w:bidi="ar-SA"/>
-              </w:rPr>
-              <w:t>٣٣٠٠</w:t>
+            <w:tcW w:type="dxa" w:w="3209"/>
+          </w:tcPr>
+          <w:p>
+            <w:r>
+              <w:t>أكتوبر – أبو رواش – قليوب</w:t>
+            </w:r>
+          </w:p>
+        </w:tc>
+        <w:tc>
+          <w:tcPr>
+            <w:tcW w:type="dxa" w:w="3209"/>
+          </w:tcPr>
+          <w:p>
+            <w:r>
+              <w:t>١٧٠٠٠</w:t>
+            </w:r>
+          </w:p>
+        </w:tc>
+        <w:tc>
+          <w:tcPr>
+            <w:tcW w:type="dxa" w:w="3210"/>
+          </w:tcPr>
+          <w:p>
+            <w:r>
+              <w:t>٣٠٠٠</w:t>
             </w:r>
           </w:p>
         </w:tc>
@@ -5432,110 +2599,31 @@
       <w:tr>
         <w:tc>
           <w:tcPr>
-            <w:tcW w:w="3209" w:type="dxa"/>
-          </w:tcPr>
-          <w:p>
-            <w:pPr>
-              <w:jc w:val="center"/>
-              <w:rPr>
-                <w:rFonts w:asciiTheme="majorBidi" w:hAnsiTheme="majorBidi" w:cstheme="majorBidi"/>
-                <w:b/>
-                <w:bCs/>
-                <w:sz w:val="32"/>
-                <w:szCs w:val="32"/>
-                <w:lang w:bidi="ar-SA"/>
-              </w:rPr>
-            </w:pPr>
-            <w:r>
-              <w:rPr>
-                <w:rFonts w:asciiTheme="majorBidi" w:hAnsiTheme="majorBidi" w:cstheme="majorBidi" w:hint="cs"/>
-                <w:b/>
-                <w:bCs/>
-                <w:sz w:val="32"/>
-                <w:szCs w:val="32"/>
-                <w:lang w:bidi="ar-SA"/>
-              </w:rPr>
-              <w:t xml:space="preserve">الإسماعيلية </w:t>
-            </w:r>
-            <w:r>
-              <w:rPr>
-                <w:rFonts w:asciiTheme="majorBidi" w:hAnsiTheme="majorBidi" w:cstheme="majorBidi"/>
-                <w:b/>
-                <w:bCs/>
-                <w:sz w:val="32"/>
-                <w:szCs w:val="32"/>
-                <w:lang w:bidi="ar-SA"/>
-              </w:rPr>
-              <w:t>–</w:t>
-            </w:r>
-            <w:r>
-              <w:rPr>
-                <w:rFonts w:asciiTheme="majorBidi" w:hAnsiTheme="majorBidi" w:cstheme="majorBidi" w:hint="cs"/>
-                <w:b/>
-                <w:bCs/>
-                <w:sz w:val="32"/>
-                <w:szCs w:val="32"/>
-                <w:lang w:bidi="ar-SA"/>
-              </w:rPr>
-              <w:t xml:space="preserve"> الصالحية</w:t>
-            </w:r>
-          </w:p>
-        </w:tc>
-        <w:tc>
-          <w:tcPr>
-            <w:tcW w:w="3209" w:type="dxa"/>
-          </w:tcPr>
-          <w:p>
-            <w:pPr>
-              <w:jc w:val="center"/>
-              <w:rPr>
-                <w:rFonts w:asciiTheme="majorBidi" w:hAnsiTheme="majorBidi" w:cstheme="majorBidi"/>
-                <w:b/>
-                <w:bCs/>
-                <w:sz w:val="32"/>
-                <w:szCs w:val="32"/>
-                <w:lang w:bidi="ar-SA"/>
-              </w:rPr>
-            </w:pPr>
-            <w:r>
-              <w:rPr>
-                <w:rFonts w:asciiTheme="majorBidi" w:hAnsiTheme="majorBidi" w:cstheme="majorBidi" w:hint="cs"/>
-                <w:b/>
-                <w:bCs/>
-                <w:sz w:val="32"/>
-                <w:szCs w:val="32"/>
-                <w:lang w:bidi="ar-SA"/>
-              </w:rPr>
-              <w:t>٢٥٥٠٠</w:t>
-            </w:r>
-          </w:p>
-        </w:tc>
-        <w:tc>
-          <w:tcPr>
-            <w:tcW w:w="3210" w:type="dxa"/>
-          </w:tcPr>
-          <w:p>
-            <w:pPr>
-              <w:jc w:val="center"/>
-              <w:rPr>
-                <w:rFonts w:asciiTheme="majorBidi" w:hAnsiTheme="majorBidi" w:cstheme="majorBidi"/>
-                <w:b/>
-                <w:bCs/>
-                <w:sz w:val="32"/>
-                <w:szCs w:val="32"/>
-                <w:lang w:bidi="ar-SA"/>
-              </w:rPr>
-            </w:pPr>
-            <w:r>
-              <w:rPr>
-                <w:rFonts w:asciiTheme="majorBidi" w:hAnsiTheme="majorBidi" w:cstheme="majorBidi" w:hint="cs"/>
-                <w:b/>
-                <w:bCs/>
-                <w:sz w:val="32"/>
-                <w:szCs w:val="32"/>
-                <w:lang w:bidi="ar-SA"/>
-              </w:rPr>
-              <w:t>٤٠٠٠</w:t>
+            <w:tcW w:type="dxa" w:w="3209"/>
+          </w:tcPr>
+          <w:p>
+            <w:r>
+              <w:t>العاشر – العبور</w:t>
+            </w:r>
+          </w:p>
+        </w:tc>
+        <w:tc>
+          <w:tcPr>
+            <w:tcW w:type="dxa" w:w="3209"/>
+          </w:tcPr>
+          <w:p>
+            <w:r>
+              <w:t>١٩٧٠٠</w:t>
+            </w:r>
+          </w:p>
+        </w:tc>
+        <w:tc>
+          <w:tcPr>
+            <w:tcW w:type="dxa" w:w="3210"/>
+          </w:tcPr>
+          <w:p>
+            <w:r>
+              <w:t>٣٠٠٠</w:t>
             </w:r>
           </w:p>
         </w:tc>
@@ -5543,132 +2631,31 @@
       <w:tr>
         <w:tc>
           <w:tcPr>
-            <w:tcW w:w="3209" w:type="dxa"/>
-          </w:tcPr>
-          <w:p>
-            <w:pPr>
-              <w:jc w:val="center"/>
-              <w:rPr>
-                <w:rFonts w:asciiTheme="majorBidi" w:hAnsiTheme="majorBidi" w:cstheme="majorBidi"/>
-                <w:b/>
-                <w:bCs/>
-                <w:sz w:val="32"/>
-                <w:szCs w:val="32"/>
-                <w:lang w:bidi="ar-SA"/>
-              </w:rPr>
-            </w:pPr>
-            <w:r>
-              <w:rPr>
-                <w:rFonts w:asciiTheme="majorBidi" w:hAnsiTheme="majorBidi" w:cstheme="majorBidi" w:hint="cs"/>
-                <w:b/>
-                <w:bCs/>
-                <w:sz w:val="32"/>
-                <w:szCs w:val="32"/>
-                <w:lang w:bidi="ar-SA"/>
-              </w:rPr>
-              <w:t xml:space="preserve">بني سويف </w:t>
-            </w:r>
-            <w:r>
-              <w:rPr>
-                <w:rFonts w:asciiTheme="majorBidi" w:hAnsiTheme="majorBidi" w:cstheme="majorBidi"/>
-                <w:b/>
-                <w:bCs/>
-                <w:sz w:val="32"/>
-                <w:szCs w:val="32"/>
-                <w:lang w:bidi="ar-SA"/>
-              </w:rPr>
-              <w:t>–</w:t>
-            </w:r>
-            <w:r>
-              <w:rPr>
-                <w:rFonts w:asciiTheme="majorBidi" w:hAnsiTheme="majorBidi" w:cstheme="majorBidi" w:hint="cs"/>
-                <w:b/>
-                <w:bCs/>
-                <w:sz w:val="32"/>
-                <w:szCs w:val="32"/>
-                <w:lang w:bidi="ar-SA"/>
-              </w:rPr>
-              <w:t xml:space="preserve"> السخنة </w:t>
-            </w:r>
-            <w:r>
-              <w:rPr>
-                <w:rFonts w:asciiTheme="majorBidi" w:hAnsiTheme="majorBidi" w:cstheme="majorBidi"/>
-                <w:b/>
-                <w:bCs/>
-                <w:sz w:val="32"/>
-                <w:szCs w:val="32"/>
-                <w:lang w:bidi="ar-SA"/>
-              </w:rPr>
-              <w:t>–</w:t>
-            </w:r>
-            <w:r>
-              <w:rPr>
-                <w:rFonts w:asciiTheme="majorBidi" w:hAnsiTheme="majorBidi" w:cstheme="majorBidi" w:hint="cs"/>
-                <w:b/>
-                <w:bCs/>
-                <w:sz w:val="32"/>
-                <w:szCs w:val="32"/>
-                <w:lang w:bidi="ar-SA"/>
-              </w:rPr>
-              <w:t xml:space="preserve"> السويس</w:t>
-            </w:r>
-          </w:p>
-        </w:tc>
-        <w:tc>
-          <w:tcPr>
-            <w:tcW w:w="3209" w:type="dxa"/>
-          </w:tcPr>
-          <w:p>
-            <w:pPr>
-              <w:jc w:val="center"/>
-              <w:rPr>
-                <w:rFonts w:asciiTheme="majorBidi" w:hAnsiTheme="majorBidi" w:cstheme="majorBidi"/>
-                <w:b/>
-                <w:bCs/>
-                <w:sz w:val="32"/>
-                <w:szCs w:val="32"/>
-                <w:lang w:bidi="ar-SA"/>
-              </w:rPr>
-            </w:pPr>
-            <w:r>
-              <w:rPr>
-                <w:rFonts w:asciiTheme="majorBidi" w:hAnsiTheme="majorBidi" w:cstheme="majorBidi" w:hint="cs"/>
-                <w:b/>
-                <w:bCs/>
-                <w:sz w:val="32"/>
-                <w:szCs w:val="32"/>
-                <w:lang w:bidi="ar-SA"/>
-              </w:rPr>
-              <w:t>٢١٠٠٠</w:t>
-            </w:r>
-          </w:p>
-        </w:tc>
-        <w:tc>
-          <w:tcPr>
-            <w:tcW w:w="3210" w:type="dxa"/>
-          </w:tcPr>
-          <w:p>
-            <w:pPr>
-              <w:jc w:val="center"/>
-              <w:rPr>
-                <w:rFonts w:asciiTheme="majorBidi" w:hAnsiTheme="majorBidi" w:cstheme="majorBidi"/>
-                <w:b/>
-                <w:bCs/>
-                <w:sz w:val="32"/>
-                <w:szCs w:val="32"/>
-                <w:lang w:bidi="ar-SA"/>
-              </w:rPr>
-            </w:pPr>
-            <w:r>
-              <w:rPr>
-                <w:rFonts w:asciiTheme="majorBidi" w:hAnsiTheme="majorBidi" w:cstheme="majorBidi" w:hint="cs"/>
-                <w:b/>
-                <w:bCs/>
-                <w:sz w:val="32"/>
-                <w:szCs w:val="32"/>
-                <w:lang w:bidi="ar-SA"/>
-              </w:rPr>
-              <w:t>٤٠٠٠</w:t>
+            <w:tcW w:type="dxa" w:w="3209"/>
+          </w:tcPr>
+          <w:p>
+            <w:r>
+              <w:t>الإسماعيلية – الصالحية</w:t>
+            </w:r>
+          </w:p>
+        </w:tc>
+        <w:tc>
+          <w:tcPr>
+            <w:tcW w:type="dxa" w:w="3209"/>
+          </w:tcPr>
+          <w:p>
+            <w:r>
+              <w:t>٢٤٠٠٠</w:t>
+            </w:r>
+          </w:p>
+        </w:tc>
+        <w:tc>
+          <w:tcPr>
+            <w:tcW w:type="dxa" w:w="3210"/>
+          </w:tcPr>
+          <w:p>
+            <w:r>
+              <w:t>٣٠٠٠</w:t>
             </w:r>
           </w:p>
         </w:tc>
@@ -5676,88 +2663,63 @@
       <w:tr>
         <w:tc>
           <w:tcPr>
-            <w:tcW w:w="3209" w:type="dxa"/>
-          </w:tcPr>
-          <w:p>
-            <w:pPr>
-              <w:jc w:val="center"/>
-              <w:rPr>
-                <w:rFonts w:asciiTheme="majorBidi" w:hAnsiTheme="majorBidi" w:cstheme="majorBidi"/>
-                <w:b/>
-                <w:bCs/>
-                <w:sz w:val="32"/>
-                <w:szCs w:val="32"/>
-                <w:lang w:bidi="ar-SA"/>
-              </w:rPr>
-            </w:pPr>
-            <w:r>
-              <w:rPr>
-                <w:rFonts w:asciiTheme="majorBidi" w:hAnsiTheme="majorBidi" w:cstheme="majorBidi" w:hint="cs"/>
-                <w:b/>
-                <w:bCs/>
-                <w:sz w:val="32"/>
-                <w:szCs w:val="32"/>
-                <w:lang w:bidi="ar-SA"/>
-              </w:rPr>
+            <w:tcW w:type="dxa" w:w="3209"/>
+          </w:tcPr>
+          <w:p>
+            <w:r>
+              <w:t>بني سويف – السخنة – السويس</w:t>
+            </w:r>
+          </w:p>
+        </w:tc>
+        <w:tc>
+          <w:tcPr>
+            <w:tcW w:type="dxa" w:w="3209"/>
+          </w:tcPr>
+          <w:p>
+            <w:r>
+              <w:t>٢٥٠٠٠</w:t>
+            </w:r>
+          </w:p>
+        </w:tc>
+        <w:tc>
+          <w:tcPr>
+            <w:tcW w:type="dxa" w:w="3210"/>
+          </w:tcPr>
+          <w:p>
+            <w:r>
+              <w:t>٣٥٠٠</w:t>
+            </w:r>
+          </w:p>
+        </w:tc>
+      </w:tr>
+      <w:tr>
+        <w:tc>
+          <w:tcPr>
+            <w:tcW w:type="dxa" w:w="3209"/>
+          </w:tcPr>
+          <w:p>
+            <w:r>
               <w:t>المنيا</w:t>
             </w:r>
           </w:p>
         </w:tc>
         <w:tc>
           <w:tcPr>
-            <w:tcW w:w="3209" w:type="dxa"/>
-          </w:tcPr>
-          <w:p>
-            <w:pPr>
-              <w:jc w:val="center"/>
-              <w:rPr>
-                <w:rFonts w:asciiTheme="majorBidi" w:hAnsiTheme="majorBidi" w:cstheme="majorBidi"/>
-                <w:b/>
-                <w:bCs/>
-                <w:sz w:val="32"/>
-                <w:szCs w:val="32"/>
-                <w:lang w:bidi="ar-SA"/>
-              </w:rPr>
-            </w:pPr>
-            <w:r>
-              <w:rPr>
-                <w:rFonts w:asciiTheme="majorBidi" w:hAnsiTheme="majorBidi" w:cstheme="majorBidi" w:hint="cs"/>
-                <w:b/>
-                <w:bCs/>
-                <w:sz w:val="32"/>
-                <w:szCs w:val="32"/>
-                <w:lang w:bidi="ar-SA"/>
-              </w:rPr>
-              <w:t>٣٧٠٠٠</w:t>
-            </w:r>
-          </w:p>
-        </w:tc>
-        <w:tc>
-          <w:tcPr>
-            <w:tcW w:w="3210" w:type="dxa"/>
-          </w:tcPr>
-          <w:p>
-            <w:pPr>
-              <w:jc w:val="center"/>
-              <w:rPr>
-                <w:rFonts w:asciiTheme="majorBidi" w:hAnsiTheme="majorBidi" w:cstheme="majorBidi"/>
-                <w:b/>
-                <w:bCs/>
-                <w:sz w:val="32"/>
-                <w:szCs w:val="32"/>
-                <w:lang w:bidi="ar-SA"/>
-              </w:rPr>
-            </w:pPr>
-            <w:r>
-              <w:rPr>
-                <w:rFonts w:asciiTheme="majorBidi" w:hAnsiTheme="majorBidi" w:cstheme="majorBidi" w:hint="cs"/>
-                <w:b/>
-                <w:bCs/>
-                <w:sz w:val="32"/>
-                <w:szCs w:val="32"/>
-                <w:lang w:bidi="ar-SA"/>
-              </w:rPr>
-              <w:t>٥٠٠٠</w:t>
+            <w:tcW w:type="dxa" w:w="3209"/>
+          </w:tcPr>
+          <w:p>
+            <w:r>
+              <w:t>٣٤٠٠٠</w:t>
+            </w:r>
+          </w:p>
+        </w:tc>
+        <w:tc>
+          <w:tcPr>
+            <w:tcW w:type="dxa" w:w="3210"/>
+          </w:tcPr>
+          <w:p>
+            <w:r>
+              <w:t>٤٠٠٠</w:t>
             </w:r>
           </w:p>
         </w:tc>
